--- a/reports/r0029.docx
+++ b/reports/r0029.docx
@@ -45,7 +45,7 @@
           <w:color w:val="000000"/>
           <w:sz w:val="21"/>
         </w:rPr>
-        <w:t>■ 吉林经济总量列吉林省第二位，人均GDP约4.90万元、人均经济实力居全省中游，经济增速由6.90%回落至6.30%、有所放缓；固定资产投资最新增速转负（-10.50%），经济动能仍有待修复。【待补充：吉林市的行政与战略定位、支柱产业及龙头企业（数据库未覆盖，需人工补充）】</w:t>
+        <w:t>■ 吉林作为吉林省下辖地级市，经济总量列吉林省第二位，人均GDP约4.90万元、人均经济实力居全省中游，经济增速由6.90%回落至6.30%、有所放缓；固定资产投资最新增速转负（-10.50%），经济动能仍有待修复。</w:t>
       </w:r>
     </w:p>
     <w:p>
@@ -75,7 +75,7 @@
           <w:color w:val="000000"/>
           <w:sz w:val="21"/>
         </w:rPr>
-        <w:t>产业结构方面，2025年吉林市三次产业结构为12.4:37.4:50.2。【待补充：支柱产业、主要龙头企业、对外贸易等定性描述（数据库未覆盖）】</w:t>
+        <w:t>产业结构方面，2025年吉林市三次产业结构为12.4:37.4:50.2，第三产业占主导、服务业是经济主体。</w:t>
       </w:r>
     </w:p>
     <w:p>

--- a/reports/r0029.docx
+++ b/reports/r0029.docx
@@ -15,7 +15,7 @@
           <w:color w:val="000000"/>
           <w:sz w:val="28"/>
         </w:rPr>
-        <w:t>吉林市信用评级报告(区域部分)</w:t>
+        <w:t>绍兴市信用评级报告(区域部分)</w:t>
       </w:r>
     </w:p>
     <w:p>
@@ -45,7 +45,7 @@
           <w:color w:val="000000"/>
           <w:sz w:val="21"/>
         </w:rPr>
-        <w:t>■ 吉林作为吉林省下辖地级市，经济总量列吉林省第二位，人均GDP约4.90万元、人均经济实力居全省中游，经济增速由6.90%回落至6.30%、有所放缓；固定资产投资最新增速转负（-10.50%），经济动能仍有待修复。</w:t>
+        <w:t>■ 绍兴作为浙江省下辖地级市，经济总量列浙江省第四位，人均GDP约16.43万元、人均经济实力居全省中游，传统产业与新兴产业并进、民营经济活跃。</w:t>
       </w:r>
     </w:p>
     <w:p>
@@ -60,7 +60,7 @@
           <w:color w:val="000000"/>
           <w:sz w:val="21"/>
         </w:rPr>
-        <w:t>吉林市2023、2024、2025年地区生产总值分别为1,602.10亿元、1,625.20亿元、1,702.30亿元，同比增长6.90%、4.90%、6.30%。</w:t>
+        <w:t>绍兴市为浙江省地级市，地处杭甬之间，是长三角先进制造基地和历史文化名城。2023、2024、2025年，绍兴市地区生产总值分别为7,791.14亿元、8,369.00亿元、8,932.10亿元，同比增长7.80%、6.50%、6.50%，由7.80%回落至6.50%、有所放缓。截至2025年末，全市常住人口544.30万人，人均GDP约16.43万元。</w:t>
       </w:r>
     </w:p>
     <w:p>
@@ -75,7 +75,7 @@
           <w:color w:val="000000"/>
           <w:sz w:val="21"/>
         </w:rPr>
-        <w:t>产业结构方面，2025年吉林市三次产业结构为12.4:37.4:50.2，第三产业占主导、服务业是经济主体。</w:t>
+        <w:t>产业结构方面，2025年绍兴市三次产业结构为3:47:50，以纺织印染、化工、黄酒、集成电路为支柱，是全国重要的纺织产业基地，近年集成电路与生物医药快速发展。</w:t>
       </w:r>
     </w:p>
     <w:p>
@@ -90,7 +90,7 @@
           <w:color w:val="000000"/>
           <w:sz w:val="21"/>
         </w:rPr>
-        <w:t>2023、2024、2025年固定资产投资增速分别为15.20%、5.50%、-10.50%，2025年社会消费品零售总额537.70亿元，进出口总额11.28亿美元。</w:t>
+        <w:t>经济动能方面，2023、2024、2025年绍兴市固定资产投资增速分别为10.00%、1.90%、-3.20%，在房地产投资承压、部分大型项目接续不足的背景下有所走弱；2025年社会消费品零售总额3,255.00亿元，进出口总额540.96亿美元。</w:t>
       </w:r>
     </w:p>
     <w:p>
@@ -106,7 +106,7 @@
           <w:color w:val="000000"/>
           <w:sz w:val="21"/>
         </w:rPr>
-        <w:t>图表：2025年吉林省各地级市主要经济指标对比</w:t>
+        <w:t>图表：2025年浙江省各地级市主要经济指标对比</w:t>
       </w:r>
     </w:p>
     <w:tbl>
@@ -362,7 +362,7 @@
                 <w:color w:val="000000"/>
                 <w:sz w:val="18"/>
               </w:rPr>
-              <w:t>长春市</w:t>
+              <w:t>杭州市</w:t>
             </w:r>
           </w:p>
         </w:tc>
@@ -391,7 +391,7 @@
                 <w:color w:val="000000"/>
                 <w:sz w:val="18"/>
               </w:rPr>
-              <w:t>8,005.59</w:t>
+              <w:t>23,011.00</w:t>
             </w:r>
           </w:p>
         </w:tc>
@@ -420,7 +420,212 @@
                 <w:color w:val="000000"/>
                 <w:sz w:val="18"/>
               </w:rPr>
-              <w:t>8.79</w:t>
+              <w:t>18.17</w:t>
+            </w:r>
+          </w:p>
+        </w:tc>
+        <w:tc>
+          <w:tcPr>
+            <w:tcW w:type="dxa" w:w="1344"/>
+            <w:vAlign w:val="center"/>
+            <w:tcBorders>
+              <w:top w:val="single" w:sz="4" w:color="A6A6A6"/>
+              <w:left w:val="single" w:sz="4" w:color="A6A6A6"/>
+              <w:bottom w:val="single" w:sz="4" w:color="A6A6A6"/>
+              <w:right w:val="single" w:sz="4" w:color="A6A6A6"/>
+            </w:tcBorders>
+          </w:tcPr>
+          <w:p>
+            <w:pPr>
+              <w:spacing w:before="0" w:after="0" w:line="276" w:lineRule="auto"/>
+              <w:ind w:firstLine="0"/>
+              <w:jc w:val="center"/>
+            </w:pPr>
+            <w:r/>
+            <w:r>
+              <w:rPr>
+                <w:rFonts w:ascii="Times New Roman" w:hAnsi="Times New Roman" w:eastAsia="楷体"/>
+                <w:b w:val="0"/>
+                <w:color w:val="000000"/>
+                <w:sz w:val="18"/>
+              </w:rPr>
+              <w:t>5.20%</w:t>
+            </w:r>
+          </w:p>
+        </w:tc>
+        <w:tc>
+          <w:tcPr>
+            <w:tcW w:type="dxa" w:w="1344"/>
+            <w:vAlign w:val="center"/>
+            <w:tcBorders>
+              <w:top w:val="single" w:sz="4" w:color="A6A6A6"/>
+              <w:left w:val="single" w:sz="4" w:color="A6A6A6"/>
+              <w:bottom w:val="single" w:sz="4" w:color="A6A6A6"/>
+              <w:right w:val="single" w:sz="4" w:color="A6A6A6"/>
+            </w:tcBorders>
+          </w:tcPr>
+          <w:p>
+            <w:pPr>
+              <w:spacing w:before="0" w:after="0" w:line="276" w:lineRule="auto"/>
+              <w:ind w:firstLine="0"/>
+              <w:jc w:val="center"/>
+            </w:pPr>
+            <w:r/>
+            <w:r>
+              <w:rPr>
+                <w:rFonts w:ascii="Times New Roman" w:hAnsi="Times New Roman" w:eastAsia="楷体"/>
+                <w:b w:val="0"/>
+                <w:color w:val="000000"/>
+                <w:sz w:val="18"/>
+              </w:rPr>
+              <w:t>1.7:24.5:73.8</w:t>
+            </w:r>
+          </w:p>
+        </w:tc>
+        <w:tc>
+          <w:tcPr>
+            <w:tcW w:type="dxa" w:w="1344"/>
+            <w:vAlign w:val="center"/>
+            <w:tcBorders>
+              <w:top w:val="single" w:sz="4" w:color="A6A6A6"/>
+              <w:left w:val="single" w:sz="4" w:color="A6A6A6"/>
+              <w:bottom w:val="single" w:sz="4" w:color="A6A6A6"/>
+              <w:right w:val="single" w:sz="4" w:color="A6A6A6"/>
+            </w:tcBorders>
+          </w:tcPr>
+          <w:p>
+            <w:pPr>
+              <w:spacing w:before="0" w:after="0" w:line="276" w:lineRule="auto"/>
+              <w:ind w:firstLine="0"/>
+              <w:jc w:val="center"/>
+            </w:pPr>
+            <w:r/>
+            <w:r>
+              <w:rPr>
+                <w:rFonts w:ascii="Times New Roman" w:hAnsi="Times New Roman" w:eastAsia="楷体"/>
+                <w:b w:val="0"/>
+                <w:color w:val="000000"/>
+                <w:sz w:val="18"/>
+              </w:rPr>
+              <w:t>2,693.21</w:t>
+            </w:r>
+          </w:p>
+        </w:tc>
+        <w:tc>
+          <w:tcPr>
+            <w:tcW w:type="dxa" w:w="1344"/>
+            <w:vAlign w:val="center"/>
+            <w:tcBorders>
+              <w:top w:val="single" w:sz="4" w:color="A6A6A6"/>
+              <w:left w:val="single" w:sz="4" w:color="A6A6A6"/>
+              <w:bottom w:val="single" w:sz="4" w:color="A6A6A6"/>
+              <w:right w:val="single" w:sz="4" w:color="A6A6A6"/>
+            </w:tcBorders>
+          </w:tcPr>
+          <w:p>
+            <w:pPr>
+              <w:spacing w:before="0" w:after="0" w:line="276" w:lineRule="auto"/>
+              <w:ind w:firstLine="0"/>
+              <w:jc w:val="center"/>
+            </w:pPr>
+            <w:r/>
+            <w:r>
+              <w:rPr>
+                <w:rFonts w:ascii="Times New Roman" w:hAnsi="Times New Roman" w:eastAsia="楷体"/>
+                <w:b w:val="0"/>
+                <w:color w:val="000000"/>
+                <w:sz w:val="18"/>
+              </w:rPr>
+              <w:t>1270.00</w:t>
+            </w:r>
+          </w:p>
+        </w:tc>
+      </w:tr>
+      <w:tr>
+        <w:tc>
+          <w:tcPr>
+            <w:tcW w:type="dxa" w:w="1344"/>
+            <w:vAlign w:val="center"/>
+            <w:tcBorders>
+              <w:top w:val="single" w:sz="4" w:color="A6A6A6"/>
+              <w:left w:val="single" w:sz="4" w:color="A6A6A6"/>
+              <w:bottom w:val="single" w:sz="4" w:color="A6A6A6"/>
+              <w:right w:val="single" w:sz="4" w:color="A6A6A6"/>
+            </w:tcBorders>
+          </w:tcPr>
+          <w:p>
+            <w:pPr>
+              <w:spacing w:before="0" w:after="0" w:line="276" w:lineRule="auto"/>
+              <w:ind w:firstLine="0"/>
+              <w:jc w:val="left"/>
+            </w:pPr>
+            <w:r/>
+            <w:r>
+              <w:rPr>
+                <w:rFonts w:ascii="Times New Roman" w:hAnsi="Times New Roman" w:eastAsia="楷体"/>
+                <w:b w:val="0"/>
+                <w:color w:val="000000"/>
+                <w:sz w:val="18"/>
+              </w:rPr>
+              <w:t>宁波市</w:t>
+            </w:r>
+          </w:p>
+        </w:tc>
+        <w:tc>
+          <w:tcPr>
+            <w:tcW w:type="dxa" w:w="1344"/>
+            <w:vAlign w:val="center"/>
+            <w:tcBorders>
+              <w:top w:val="single" w:sz="4" w:color="A6A6A6"/>
+              <w:left w:val="single" w:sz="4" w:color="A6A6A6"/>
+              <w:bottom w:val="single" w:sz="4" w:color="A6A6A6"/>
+              <w:right w:val="single" w:sz="4" w:color="A6A6A6"/>
+            </w:tcBorders>
+          </w:tcPr>
+          <w:p>
+            <w:pPr>
+              <w:spacing w:before="0" w:after="0" w:line="276" w:lineRule="auto"/>
+              <w:ind w:firstLine="0"/>
+              <w:jc w:val="center"/>
+            </w:pPr>
+            <w:r/>
+            <w:r>
+              <w:rPr>
+                <w:rFonts w:ascii="Times New Roman" w:hAnsi="Times New Roman" w:eastAsia="楷体"/>
+                <w:b w:val="0"/>
+                <w:color w:val="000000"/>
+                <w:sz w:val="18"/>
+              </w:rPr>
+              <w:t>18,716.00</w:t>
+            </w:r>
+          </w:p>
+        </w:tc>
+        <w:tc>
+          <w:tcPr>
+            <w:tcW w:type="dxa" w:w="1344"/>
+            <w:vAlign w:val="center"/>
+            <w:tcBorders>
+              <w:top w:val="single" w:sz="4" w:color="A6A6A6"/>
+              <w:left w:val="single" w:sz="4" w:color="A6A6A6"/>
+              <w:bottom w:val="single" w:sz="4" w:color="A6A6A6"/>
+              <w:right w:val="single" w:sz="4" w:color="A6A6A6"/>
+            </w:tcBorders>
+          </w:tcPr>
+          <w:p>
+            <w:pPr>
+              <w:spacing w:before="0" w:after="0" w:line="276" w:lineRule="auto"/>
+              <w:ind w:firstLine="0"/>
+              <w:jc w:val="center"/>
+            </w:pPr>
+            <w:r/>
+            <w:r>
+              <w:rPr>
+                <w:rFonts w:ascii="Times New Roman" w:hAnsi="Times New Roman" w:eastAsia="楷体"/>
+                <w:b w:val="0"/>
+                <w:color w:val="000000"/>
+                <w:sz w:val="18"/>
+              </w:rPr>
+              <w:t>19.09</w:t>
             </w:r>
           </w:p>
         </w:tc>
@@ -478,7 +683,7 @@
                 <w:color w:val="000000"/>
                 <w:sz w:val="18"/>
               </w:rPr>
-              <w:t>6.6:34.6:58.8</w:t>
+              <w:t>2.5:42:55.5</w:t>
             </w:r>
           </w:p>
         </w:tc>
@@ -507,7 +712,7 @@
                 <w:color w:val="000000"/>
                 <w:sz w:val="18"/>
               </w:rPr>
-              <w:t>424.17</w:t>
+              <w:t>1,795.23</w:t>
             </w:r>
           </w:p>
         </w:tc>
@@ -536,7 +741,7 @@
                 <w:color w:val="000000"/>
                 <w:sz w:val="18"/>
               </w:rPr>
-              <w:t>910.50</w:t>
+              <w:t>983.30</w:t>
             </w:r>
           </w:p>
         </w:tc>
@@ -567,7 +772,7 @@
                 <w:color w:val="000000"/>
                 <w:sz w:val="18"/>
               </w:rPr>
-              <w:t>吉林市</w:t>
+              <w:t>温州市</w:t>
             </w:r>
           </w:p>
         </w:tc>
@@ -596,7 +801,7 @@
                 <w:color w:val="000000"/>
                 <w:sz w:val="18"/>
               </w:rPr>
-              <w:t>1,702.30</w:t>
+              <w:t>10,213.90</w:t>
             </w:r>
           </w:p>
         </w:tc>
@@ -625,7 +830,7 @@
                 <w:color w:val="000000"/>
                 <w:sz w:val="18"/>
               </w:rPr>
-              <w:t>4.90</w:t>
+              <w:t>10.34</w:t>
             </w:r>
           </w:p>
         </w:tc>
@@ -654,7 +859,7 @@
                 <w:color w:val="000000"/>
                 <w:sz w:val="18"/>
               </w:rPr>
-              <w:t>6.30%</w:t>
+              <w:t>6.10%</w:t>
             </w:r>
           </w:p>
         </w:tc>
@@ -683,7 +888,7 @@
                 <w:color w:val="000000"/>
                 <w:sz w:val="18"/>
               </w:rPr>
-              <w:t>12.4:37.4:50.2</w:t>
+              <w:t>2:36.3:61.7</w:t>
             </w:r>
           </w:p>
         </w:tc>
@@ -712,7 +917,7 @@
                 <w:color w:val="000000"/>
                 <w:sz w:val="18"/>
               </w:rPr>
-              <w:t>167.20</w:t>
+              <w:t>647.03</w:t>
             </w:r>
           </w:p>
         </w:tc>
@@ -741,7 +946,7 @@
                 <w:color w:val="000000"/>
                 <w:sz w:val="18"/>
               </w:rPr>
-              <w:t>—</w:t>
+              <w:t>990.20</w:t>
             </w:r>
           </w:p>
         </w:tc>
@@ -772,7 +977,7 @@
                 <w:color w:val="000000"/>
                 <w:sz w:val="18"/>
               </w:rPr>
-              <w:t>延边朝鲜族自治州</w:t>
+              <w:t>绍兴市</w:t>
             </w:r>
           </w:p>
         </w:tc>
@@ -801,7 +1006,7 @@
                 <w:color w:val="000000"/>
                 <w:sz w:val="18"/>
               </w:rPr>
-              <w:t>1,064.08</w:t>
+              <w:t>8,932.10</w:t>
             </w:r>
           </w:p>
         </w:tc>
@@ -830,7 +1035,7 @@
                 <w:color w:val="000000"/>
                 <w:sz w:val="18"/>
               </w:rPr>
-              <w:t>—</w:t>
+              <w:t>16.43</w:t>
             </w:r>
           </w:p>
         </w:tc>
@@ -859,7 +1064,7 @@
                 <w:color w:val="000000"/>
                 <w:sz w:val="18"/>
               </w:rPr>
-              <w:t>5.80%</w:t>
+              <w:t>6.50%</w:t>
             </w:r>
           </w:p>
         </w:tc>
@@ -888,7 +1093,7 @@
                 <w:color w:val="000000"/>
                 <w:sz w:val="18"/>
               </w:rPr>
-              <w:t>8:32.8:59.2</w:t>
+              <w:t>3:47:50</w:t>
             </w:r>
           </w:p>
         </w:tc>
@@ -917,7 +1122,7 @@
                 <w:color w:val="000000"/>
                 <w:sz w:val="18"/>
               </w:rPr>
-              <w:t>94.80</w:t>
+              <w:t>603.45</w:t>
             </w:r>
           </w:p>
         </w:tc>
@@ -946,7 +1151,7 @@
                 <w:color w:val="000000"/>
                 <w:sz w:val="18"/>
               </w:rPr>
-              <w:t>—</w:t>
+              <w:t>544.30</w:t>
             </w:r>
           </w:p>
         </w:tc>
@@ -977,7 +1182,7 @@
                 <w:color w:val="000000"/>
                 <w:sz w:val="18"/>
               </w:rPr>
-              <w:t>松原市</w:t>
+              <w:t>嘉兴市</w:t>
             </w:r>
           </w:p>
         </w:tc>
@@ -1006,7 +1211,7 @@
                 <w:color w:val="000000"/>
                 <w:sz w:val="18"/>
               </w:rPr>
-              <w:t>1,030.60</w:t>
+              <w:t>7,851.06</w:t>
             </w:r>
           </w:p>
         </w:tc>
@@ -1035,7 +1240,7 @@
                 <w:color w:val="000000"/>
                 <w:sz w:val="18"/>
               </w:rPr>
-              <w:t>—</w:t>
+              <w:t>13.99</w:t>
             </w:r>
           </w:p>
         </w:tc>
@@ -1064,7 +1269,7 @@
                 <w:color w:val="000000"/>
                 <w:sz w:val="18"/>
               </w:rPr>
-              <w:t>4.20%</w:t>
+              <w:t>5.20%</w:t>
             </w:r>
           </w:p>
         </w:tc>
@@ -1093,7 +1298,7 @@
                 <w:color w:val="000000"/>
                 <w:sz w:val="18"/>
               </w:rPr>
-              <w:t xml:space="preserve"> </w:t>
+              <w:t>2:48.4:49.6</w:t>
             </w:r>
           </w:p>
         </w:tc>
@@ -1122,7 +1327,7 @@
                 <w:color w:val="000000"/>
                 <w:sz w:val="18"/>
               </w:rPr>
-              <w:t>—</w:t>
+              <w:t>652.44</w:t>
             </w:r>
           </w:p>
         </w:tc>
@@ -1151,7 +1356,7 @@
                 <w:color w:val="000000"/>
                 <w:sz w:val="18"/>
               </w:rPr>
-              <w:t>—</w:t>
+              <w:t>561.30</w:t>
             </w:r>
           </w:p>
         </w:tc>
@@ -1182,7 +1387,7 @@
                 <w:color w:val="000000"/>
                 <w:sz w:val="18"/>
               </w:rPr>
-              <w:t>白城市</w:t>
+              <w:t>金华市</w:t>
             </w:r>
           </w:p>
         </w:tc>
@@ -1211,7 +1416,7 @@
                 <w:color w:val="000000"/>
                 <w:sz w:val="18"/>
               </w:rPr>
-              <w:t>626.52</w:t>
+              <w:t>7,313.47</w:t>
             </w:r>
           </w:p>
         </w:tc>
@@ -1240,7 +1445,7 @@
                 <w:color w:val="000000"/>
                 <w:sz w:val="18"/>
               </w:rPr>
-              <w:t>—</w:t>
+              <w:t>10.10</w:t>
             </w:r>
           </w:p>
         </w:tc>
@@ -1269,7 +1474,7 @@
                 <w:color w:val="000000"/>
                 <w:sz w:val="18"/>
               </w:rPr>
-              <w:t>4.40%</w:t>
+              <w:t>6.32%</w:t>
             </w:r>
           </w:p>
         </w:tc>
@@ -1298,7 +1503,7 @@
                 <w:color w:val="000000"/>
                 <w:sz w:val="18"/>
               </w:rPr>
-              <w:t xml:space="preserve"> </w:t>
+              <w:t>2.3:37.4:60.3</w:t>
             </w:r>
           </w:p>
         </w:tc>
@@ -1327,7 +1532,7 @@
                 <w:color w:val="000000"/>
                 <w:sz w:val="18"/>
               </w:rPr>
-              <w:t>44.36</w:t>
+              <w:t>555.63</w:t>
             </w:r>
           </w:p>
         </w:tc>
@@ -1356,7 +1561,7 @@
                 <w:color w:val="000000"/>
                 <w:sz w:val="18"/>
               </w:rPr>
-              <w:t>—</w:t>
+              <w:t>726.90</w:t>
             </w:r>
           </w:p>
         </w:tc>
@@ -1387,7 +1592,7 @@
                 <w:color w:val="000000"/>
                 <w:sz w:val="18"/>
               </w:rPr>
-              <w:t>四平市</w:t>
+              <w:t>台州市</w:t>
             </w:r>
           </w:p>
         </w:tc>
@@ -1416,7 +1621,7 @@
                 <w:color w:val="000000"/>
                 <w:sz w:val="18"/>
               </w:rPr>
-              <w:t>601.57</w:t>
+              <w:t>7,005.87</w:t>
             </w:r>
           </w:p>
         </w:tc>
@@ -1445,7 +1650,7 @@
                 <w:color w:val="000000"/>
                 <w:sz w:val="18"/>
               </w:rPr>
-              <w:t>—</w:t>
+              <w:t>10.39</w:t>
             </w:r>
           </w:p>
         </w:tc>
@@ -1474,7 +1679,7 @@
                 <w:color w:val="000000"/>
                 <w:sz w:val="18"/>
               </w:rPr>
-              <w:t>4.60%</w:t>
+              <w:t>6.10%</w:t>
             </w:r>
           </w:p>
         </w:tc>
@@ -1503,7 +1708,7 @@
                 <w:color w:val="000000"/>
                 <w:sz w:val="18"/>
               </w:rPr>
-              <w:t xml:space="preserve"> </w:t>
+              <w:t>5.2:41.8:53</w:t>
             </w:r>
           </w:p>
         </w:tc>
@@ -1532,7 +1737,7 @@
                 <w:color w:val="000000"/>
                 <w:sz w:val="18"/>
               </w:rPr>
-              <w:t>—</w:t>
+              <w:t>517.47</w:t>
             </w:r>
           </w:p>
         </w:tc>
@@ -1561,7 +1766,7 @@
                 <w:color w:val="000000"/>
                 <w:sz w:val="18"/>
               </w:rPr>
-              <w:t>—</w:t>
+              <w:t>676.00</w:t>
             </w:r>
           </w:p>
         </w:tc>
@@ -1592,7 +1797,7 @@
                 <w:color w:val="000000"/>
                 <w:sz w:val="18"/>
               </w:rPr>
-              <w:t>通化市</w:t>
+              <w:t>湖州市</w:t>
             </w:r>
           </w:p>
         </w:tc>
@@ -1621,7 +1826,7 @@
                 <w:color w:val="000000"/>
                 <w:sz w:val="18"/>
               </w:rPr>
-              <w:t>592.14</w:t>
+              <w:t>4,452.80</w:t>
             </w:r>
           </w:p>
         </w:tc>
@@ -1650,7 +1855,7 @@
                 <w:color w:val="000000"/>
                 <w:sz w:val="18"/>
               </w:rPr>
-              <w:t>—</w:t>
+              <w:t>13.00</w:t>
             </w:r>
           </w:p>
         </w:tc>
@@ -1679,7 +1884,7 @@
                 <w:color w:val="000000"/>
                 <w:sz w:val="18"/>
               </w:rPr>
-              <w:t>4.50%</w:t>
+              <w:t>5.90%</w:t>
             </w:r>
           </w:p>
         </w:tc>
@@ -1708,7 +1913,7 @@
                 <w:color w:val="000000"/>
                 <w:sz w:val="18"/>
               </w:rPr>
-              <w:t xml:space="preserve"> </w:t>
+              <w:t>4.2:46:49.8</w:t>
             </w:r>
           </w:p>
         </w:tc>
@@ -1737,7 +1942,7 @@
                 <w:color w:val="000000"/>
                 <w:sz w:val="18"/>
               </w:rPr>
-              <w:t>66.92</w:t>
+              <w:t>389.50</w:t>
             </w:r>
           </w:p>
         </w:tc>
@@ -1766,7 +1971,7 @@
                 <w:color w:val="000000"/>
                 <w:sz w:val="18"/>
               </w:rPr>
-              <w:t>—</w:t>
+              <w:t>347.20</w:t>
             </w:r>
           </w:p>
         </w:tc>
@@ -1797,7 +2002,7 @@
                 <w:color w:val="000000"/>
                 <w:sz w:val="18"/>
               </w:rPr>
-              <w:t>白山市</w:t>
+              <w:t>衢州市</w:t>
             </w:r>
           </w:p>
         </w:tc>
@@ -1826,7 +2031,7 @@
                 <w:color w:val="000000"/>
                 <w:sz w:val="18"/>
               </w:rPr>
-              <w:t>590.17</w:t>
+              <w:t>2,401.63</w:t>
             </w:r>
           </w:p>
         </w:tc>
@@ -1855,7 +2060,7 @@
                 <w:color w:val="000000"/>
                 <w:sz w:val="18"/>
               </w:rPr>
-              <w:t>—</w:t>
+              <w:t>10.45</w:t>
             </w:r>
           </w:p>
         </w:tc>
@@ -1884,7 +2089,7 @@
                 <w:color w:val="000000"/>
                 <w:sz w:val="18"/>
               </w:rPr>
-              <w:t>5.60%</w:t>
+              <w:t>5.50%</w:t>
             </w:r>
           </w:p>
         </w:tc>
@@ -1913,7 +2118,7 @@
                 <w:color w:val="000000"/>
                 <w:sz w:val="18"/>
               </w:rPr>
-              <w:t xml:space="preserve"> </w:t>
+              <w:t>4.1:40.5:55.4</w:t>
             </w:r>
           </w:p>
         </w:tc>
@@ -1942,7 +2147,7 @@
                 <w:color w:val="000000"/>
                 <w:sz w:val="18"/>
               </w:rPr>
-              <w:t>36.80</w:t>
+              <w:t>216.10</w:t>
             </w:r>
           </w:p>
         </w:tc>
@@ -1971,7 +2176,7 @@
                 <w:color w:val="000000"/>
                 <w:sz w:val="18"/>
               </w:rPr>
-              <w:t>—</w:t>
+              <w:t>229.70</w:t>
             </w:r>
           </w:p>
         </w:tc>
@@ -2002,7 +2207,7 @@
                 <w:color w:val="000000"/>
                 <w:sz w:val="18"/>
               </w:rPr>
-              <w:t>辽源市</w:t>
+              <w:t>舟山市</w:t>
             </w:r>
           </w:p>
         </w:tc>
@@ -2031,7 +2236,7 @@
                 <w:color w:val="000000"/>
                 <w:sz w:val="18"/>
               </w:rPr>
-              <w:t>547.09</w:t>
+              <w:t>2,346.10</w:t>
             </w:r>
           </w:p>
         </w:tc>
@@ -2060,7 +2265,7 @@
                 <w:color w:val="000000"/>
                 <w:sz w:val="18"/>
               </w:rPr>
-              <w:t>—</w:t>
+              <w:t>19.90</w:t>
             </w:r>
           </w:p>
         </w:tc>
@@ -2089,7 +2294,7 @@
                 <w:color w:val="000000"/>
                 <w:sz w:val="18"/>
               </w:rPr>
-              <w:t>5.70%</w:t>
+              <w:t>6.60%</w:t>
             </w:r>
           </w:p>
         </w:tc>
@@ -2118,7 +2323,7 @@
                 <w:color w:val="000000"/>
                 <w:sz w:val="18"/>
               </w:rPr>
-              <w:t xml:space="preserve"> </w:t>
+              <w:t>9.5:42.1:48.4</w:t>
             </w:r>
           </w:p>
         </w:tc>
@@ -2147,7 +2352,7 @@
                 <w:color w:val="000000"/>
                 <w:sz w:val="18"/>
               </w:rPr>
-              <w:t>31.77</w:t>
+              <w:t>217.52</w:t>
             </w:r>
           </w:p>
         </w:tc>
@@ -2176,7 +2381,212 @@
                 <w:color w:val="000000"/>
                 <w:sz w:val="18"/>
               </w:rPr>
-              <w:t>—</w:t>
+              <w:t>118.10</w:t>
+            </w:r>
+          </w:p>
+        </w:tc>
+      </w:tr>
+      <w:tr>
+        <w:tc>
+          <w:tcPr>
+            <w:tcW w:type="dxa" w:w="1344"/>
+            <w:vAlign w:val="center"/>
+            <w:tcBorders>
+              <w:top w:val="single" w:sz="4" w:color="A6A6A6"/>
+              <w:left w:val="single" w:sz="4" w:color="A6A6A6"/>
+              <w:bottom w:val="single" w:sz="4" w:color="A6A6A6"/>
+              <w:right w:val="single" w:sz="4" w:color="A6A6A6"/>
+            </w:tcBorders>
+          </w:tcPr>
+          <w:p>
+            <w:pPr>
+              <w:spacing w:before="0" w:after="0" w:line="276" w:lineRule="auto"/>
+              <w:ind w:firstLine="0"/>
+              <w:jc w:val="left"/>
+            </w:pPr>
+            <w:r/>
+            <w:r>
+              <w:rPr>
+                <w:rFonts w:ascii="Times New Roman" w:hAnsi="Times New Roman" w:eastAsia="楷体"/>
+                <w:b w:val="0"/>
+                <w:color w:val="000000"/>
+                <w:sz w:val="18"/>
+              </w:rPr>
+              <w:t>丽水市</w:t>
+            </w:r>
+          </w:p>
+        </w:tc>
+        <w:tc>
+          <w:tcPr>
+            <w:tcW w:type="dxa" w:w="1344"/>
+            <w:vAlign w:val="center"/>
+            <w:tcBorders>
+              <w:top w:val="single" w:sz="4" w:color="A6A6A6"/>
+              <w:left w:val="single" w:sz="4" w:color="A6A6A6"/>
+              <w:bottom w:val="single" w:sz="4" w:color="A6A6A6"/>
+              <w:right w:val="single" w:sz="4" w:color="A6A6A6"/>
+            </w:tcBorders>
+          </w:tcPr>
+          <w:p>
+            <w:pPr>
+              <w:spacing w:before="0" w:after="0" w:line="276" w:lineRule="auto"/>
+              <w:ind w:firstLine="0"/>
+              <w:jc w:val="center"/>
+            </w:pPr>
+            <w:r/>
+            <w:r>
+              <w:rPr>
+                <w:rFonts w:ascii="Times New Roman" w:hAnsi="Times New Roman" w:eastAsia="楷体"/>
+                <w:b w:val="0"/>
+                <w:color w:val="000000"/>
+                <w:sz w:val="18"/>
+              </w:rPr>
+              <w:t>2,301.40</w:t>
+            </w:r>
+          </w:p>
+        </w:tc>
+        <w:tc>
+          <w:tcPr>
+            <w:tcW w:type="dxa" w:w="1344"/>
+            <w:vAlign w:val="center"/>
+            <w:tcBorders>
+              <w:top w:val="single" w:sz="4" w:color="A6A6A6"/>
+              <w:left w:val="single" w:sz="4" w:color="A6A6A6"/>
+              <w:bottom w:val="single" w:sz="4" w:color="A6A6A6"/>
+              <w:right w:val="single" w:sz="4" w:color="A6A6A6"/>
+            </w:tcBorders>
+          </w:tcPr>
+          <w:p>
+            <w:pPr>
+              <w:spacing w:before="0" w:after="0" w:line="276" w:lineRule="auto"/>
+              <w:ind w:firstLine="0"/>
+              <w:jc w:val="center"/>
+            </w:pPr>
+            <w:r/>
+            <w:r>
+              <w:rPr>
+                <w:rFonts w:ascii="Times New Roman" w:hAnsi="Times New Roman" w:eastAsia="楷体"/>
+                <w:b w:val="0"/>
+                <w:color w:val="000000"/>
+                <w:sz w:val="18"/>
+              </w:rPr>
+              <w:t>9.08</w:t>
+            </w:r>
+          </w:p>
+        </w:tc>
+        <w:tc>
+          <w:tcPr>
+            <w:tcW w:type="dxa" w:w="1344"/>
+            <w:vAlign w:val="center"/>
+            <w:tcBorders>
+              <w:top w:val="single" w:sz="4" w:color="A6A6A6"/>
+              <w:left w:val="single" w:sz="4" w:color="A6A6A6"/>
+              <w:bottom w:val="single" w:sz="4" w:color="A6A6A6"/>
+              <w:right w:val="single" w:sz="4" w:color="A6A6A6"/>
+            </w:tcBorders>
+          </w:tcPr>
+          <w:p>
+            <w:pPr>
+              <w:spacing w:before="0" w:after="0" w:line="276" w:lineRule="auto"/>
+              <w:ind w:firstLine="0"/>
+              <w:jc w:val="center"/>
+            </w:pPr>
+            <w:r/>
+            <w:r>
+              <w:rPr>
+                <w:rFonts w:ascii="Times New Roman" w:hAnsi="Times New Roman" w:eastAsia="楷体"/>
+                <w:b w:val="0"/>
+                <w:color w:val="000000"/>
+                <w:sz w:val="18"/>
+              </w:rPr>
+              <w:t>6.40%</w:t>
+            </w:r>
+          </w:p>
+        </w:tc>
+        <w:tc>
+          <w:tcPr>
+            <w:tcW w:type="dxa" w:w="1344"/>
+            <w:vAlign w:val="center"/>
+            <w:tcBorders>
+              <w:top w:val="single" w:sz="4" w:color="A6A6A6"/>
+              <w:left w:val="single" w:sz="4" w:color="A6A6A6"/>
+              <w:bottom w:val="single" w:sz="4" w:color="A6A6A6"/>
+              <w:right w:val="single" w:sz="4" w:color="A6A6A6"/>
+            </w:tcBorders>
+          </w:tcPr>
+          <w:p>
+            <w:pPr>
+              <w:spacing w:before="0" w:after="0" w:line="276" w:lineRule="auto"/>
+              <w:ind w:firstLine="0"/>
+              <w:jc w:val="center"/>
+            </w:pPr>
+            <w:r/>
+            <w:r>
+              <w:rPr>
+                <w:rFonts w:ascii="Times New Roman" w:hAnsi="Times New Roman" w:eastAsia="楷体"/>
+                <w:b w:val="0"/>
+                <w:color w:val="000000"/>
+                <w:sz w:val="18"/>
+              </w:rPr>
+              <w:t>5.6:35.4:59</w:t>
+            </w:r>
+          </w:p>
+        </w:tc>
+        <w:tc>
+          <w:tcPr>
+            <w:tcW w:type="dxa" w:w="1344"/>
+            <w:vAlign w:val="center"/>
+            <w:tcBorders>
+              <w:top w:val="single" w:sz="4" w:color="A6A6A6"/>
+              <w:left w:val="single" w:sz="4" w:color="A6A6A6"/>
+              <w:bottom w:val="single" w:sz="4" w:color="A6A6A6"/>
+              <w:right w:val="single" w:sz="4" w:color="A6A6A6"/>
+            </w:tcBorders>
+          </w:tcPr>
+          <w:p>
+            <w:pPr>
+              <w:spacing w:before="0" w:after="0" w:line="276" w:lineRule="auto"/>
+              <w:ind w:firstLine="0"/>
+              <w:jc w:val="center"/>
+            </w:pPr>
+            <w:r/>
+            <w:r>
+              <w:rPr>
+                <w:rFonts w:ascii="Times New Roman" w:hAnsi="Times New Roman" w:eastAsia="楷体"/>
+                <w:b w:val="0"/>
+                <w:color w:val="000000"/>
+                <w:sz w:val="18"/>
+              </w:rPr>
+              <w:t>198.05</w:t>
+            </w:r>
+          </w:p>
+        </w:tc>
+        <w:tc>
+          <w:tcPr>
+            <w:tcW w:type="dxa" w:w="1344"/>
+            <w:vAlign w:val="center"/>
+            <w:tcBorders>
+              <w:top w:val="single" w:sz="4" w:color="A6A6A6"/>
+              <w:left w:val="single" w:sz="4" w:color="A6A6A6"/>
+              <w:bottom w:val="single" w:sz="4" w:color="A6A6A6"/>
+              <w:right w:val="single" w:sz="4" w:color="A6A6A6"/>
+            </w:tcBorders>
+          </w:tcPr>
+          <w:p>
+            <w:pPr>
+              <w:spacing w:before="0" w:after="0" w:line="276" w:lineRule="auto"/>
+              <w:ind w:firstLine="0"/>
+              <w:jc w:val="center"/>
+            </w:pPr>
+            <w:r/>
+            <w:r>
+              <w:rPr>
+                <w:rFonts w:ascii="Times New Roman" w:hAnsi="Times New Roman" w:eastAsia="楷体"/>
+                <w:b w:val="0"/>
+                <w:color w:val="000000"/>
+                <w:sz w:val="18"/>
+              </w:rPr>
+              <w:t>253.90</w:t>
             </w:r>
           </w:p>
         </w:tc>
@@ -2209,7 +2619,7 @@
           <w:color w:val="000000"/>
           <w:sz w:val="21"/>
         </w:rPr>
-        <w:t>省内对比看，吉林市2025年GDP总量1,702.30亿元、列全省第二位，一般公共预算收入167.20亿元、列全省第二位。整体来看，吉林市经济基本面在吉林省内具有一定代表性，但需关注固定资产投资走势及新旧动能转换的接续性。</w:t>
+        <w:t>省内对比看，绍兴市2025年GDP总量8,932.10亿元、列全省第四位；一般公共预算收入603.45亿元、列全省第五位。整体来看，绍兴市在浙江省内的经济与财政地位处于中游，但放到同类城市横向看，产业结构升级与新旧动能转换仍是中长期需要关注的核心课题。</w:t>
       </w:r>
     </w:p>
     <w:p>
@@ -2224,7 +2634,7 @@
           <w:color w:val="000000"/>
           <w:sz w:val="21"/>
         </w:rPr>
-        <w:t>■ 吉林市财政体量在吉林省位居前列，税收占比34.51%、税收占比处于一般水平；2025年末宽口径债务率1349.18%、处于偏高水平，已显著高于公认的 300% 偏高临界线，后续偿债压力值得关注。</w:t>
+        <w:t>■ 绍兴市财政体量在浙江省处于中游，税收占比处于70%以上的较高水平、显著高于全国地级市平均、财政质量较好；但受房地产市场调整影响，政府性基金收入近年总体保持平稳；2025年末宽口径债务率988.62%、处于偏高水平，已显著高于公认的 300% 偏高临界线，后续偿债压力值得关注。</w:t>
       </w:r>
     </w:p>
     <w:p>
@@ -2239,7 +2649,22 @@
           <w:color w:val="000000"/>
           <w:sz w:val="21"/>
         </w:rPr>
-        <w:t>财政收入方面，2023、2024、2025年吉林市一般公共预算收入分别为85.29亿元、103.28亿元、167.20亿元，其中税收收入56.98亿元、54.03亿元、57.70亿元，税收占比维持在66.80%、52.31%、34.51%；一般公共预算支出411.11亿元、459.10亿元、614.80亿元，财政自给率20.75%、22.50%、27.20%。</w:t>
+        <w:t>财政收入方面，2023、2024、2025年绍兴市一般公共预算收入分别为578.75亿元、588.88亿元、603.45亿元，在浙江省内处于中游；其中税收收入分别为449.70亿元、448.28亿元、458.99亿元，税收占比维持在77.70%、76.12%、76.06%，处于70%以上的较高水平、显著高于全国地级市平均、财政质量较好。一般公共预算支出分别为778.64亿元、830.04亿元、812.13亿元，财政自给率74.33%、70.95%、74.30%，财政自给率处于中等水平。</w:t>
+      </w:r>
+    </w:p>
+    <w:p>
+      <w:pPr>
+        <w:spacing w:before="0" w:after="60" w:line="360" w:lineRule="auto"/>
+        <w:ind w:firstLine="420"/>
+      </w:pPr>
+      <w:r>
+        <w:rPr>
+          <w:rFonts w:ascii="Times New Roman" w:hAnsi="Times New Roman" w:eastAsia="楷体"/>
+          <w:b w:val="0"/>
+          <w:color w:val="000000"/>
+          <w:sz w:val="21"/>
+        </w:rPr>
+        <w:t>政府性基金收入方面，2023、2024、2025年绍兴市政府性基金收入分别为445.07亿元、417.37亿元、407.19亿元，近年总体保持平稳。</w:t>
       </w:r>
     </w:p>
     <w:p>
@@ -2255,7 +2680,7 @@
           <w:color w:val="000000"/>
           <w:sz w:val="21"/>
         </w:rPr>
-        <w:t>图表：2023-2025年吉林市财政收入情况(单位:亿元、%)</w:t>
+        <w:t>图表：2023-2025年绍兴市财政收入情况(单位:亿元、%)</w:t>
       </w:r>
     </w:p>
     <w:tbl>
@@ -2540,7 +2965,7 @@
                 <w:color w:val="000000"/>
                 <w:sz w:val="18"/>
               </w:rPr>
-              <w:t>85.29</w:t>
+              <w:t>578.75</w:t>
             </w:r>
           </w:p>
         </w:tc>
@@ -2569,7 +2994,7 @@
                 <w:color w:val="000000"/>
                 <w:sz w:val="18"/>
               </w:rPr>
-              <w:t>2.30%</w:t>
+              <w:t>7.20%</w:t>
             </w:r>
           </w:p>
         </w:tc>
@@ -2598,7 +3023,7 @@
                 <w:color w:val="000000"/>
                 <w:sz w:val="18"/>
               </w:rPr>
-              <w:t>103.28</w:t>
+              <w:t>588.88</w:t>
             </w:r>
           </w:p>
         </w:tc>
@@ -2627,7 +3052,7 @@
                 <w:color w:val="000000"/>
                 <w:sz w:val="18"/>
               </w:rPr>
-              <w:t>21.09%</w:t>
+              <w:t>1.75%</w:t>
             </w:r>
           </w:p>
         </w:tc>
@@ -2656,7 +3081,7 @@
                 <w:color w:val="000000"/>
                 <w:sz w:val="18"/>
               </w:rPr>
-              <w:t>167.20</w:t>
+              <w:t>603.45</w:t>
             </w:r>
           </w:p>
         </w:tc>
@@ -2685,7 +3110,7 @@
                 <w:color w:val="000000"/>
                 <w:sz w:val="18"/>
               </w:rPr>
-              <w:t>61.89%</w:t>
+              <w:t>2.47%</w:t>
             </w:r>
           </w:p>
         </w:tc>
@@ -2745,7 +3170,7 @@
                 <w:color w:val="000000"/>
                 <w:sz w:val="18"/>
               </w:rPr>
-              <w:t>56.98</w:t>
+              <w:t>449.70</w:t>
             </w:r>
           </w:p>
         </w:tc>
@@ -2803,7 +3228,7 @@
                 <w:color w:val="000000"/>
                 <w:sz w:val="18"/>
               </w:rPr>
-              <w:t>54.03</w:t>
+              <w:t>448.28</w:t>
             </w:r>
           </w:p>
         </w:tc>
@@ -2832,7 +3257,7 @@
                 <w:color w:val="000000"/>
                 <w:sz w:val="18"/>
               </w:rPr>
-              <w:t>-5.18%</w:t>
+              <w:t>-0.32%</w:t>
             </w:r>
           </w:p>
         </w:tc>
@@ -2861,7 +3286,7 @@
                 <w:color w:val="000000"/>
                 <w:sz w:val="18"/>
               </w:rPr>
-              <w:t>57.70</w:t>
+              <w:t>458.99</w:t>
             </w:r>
           </w:p>
         </w:tc>
@@ -2890,7 +3315,7 @@
                 <w:color w:val="000000"/>
                 <w:sz w:val="18"/>
               </w:rPr>
-              <w:t>6.79%</w:t>
+              <w:t>2.39%</w:t>
             </w:r>
           </w:p>
         </w:tc>
@@ -2950,7 +3375,7 @@
                 <w:color w:val="000000"/>
                 <w:sz w:val="18"/>
               </w:rPr>
-              <w:t>66.80%</w:t>
+              <w:t>77.70%</w:t>
             </w:r>
           </w:p>
         </w:tc>
@@ -3008,7 +3433,7 @@
                 <w:color w:val="000000"/>
                 <w:sz w:val="18"/>
               </w:rPr>
-              <w:t>52.31%</w:t>
+              <w:t>76.12%</w:t>
             </w:r>
           </w:p>
         </w:tc>
@@ -3066,7 +3491,7 @@
                 <w:color w:val="000000"/>
                 <w:sz w:val="18"/>
               </w:rPr>
-              <w:t>34.51%</w:t>
+              <w:t>76.06%</w:t>
             </w:r>
           </w:p>
         </w:tc>
@@ -3155,7 +3580,7 @@
                 <w:color w:val="000000"/>
                 <w:sz w:val="18"/>
               </w:rPr>
-              <w:t>411.11</w:t>
+              <w:t>778.64</w:t>
             </w:r>
           </w:p>
         </w:tc>
@@ -3213,7 +3638,7 @@
                 <w:color w:val="000000"/>
                 <w:sz w:val="18"/>
               </w:rPr>
-              <w:t>459.10</w:t>
+              <w:t>830.04</w:t>
             </w:r>
           </w:p>
         </w:tc>
@@ -3242,7 +3667,7 @@
                 <w:color w:val="000000"/>
                 <w:sz w:val="18"/>
               </w:rPr>
-              <w:t>11.67%</w:t>
+              <w:t>6.60%</w:t>
             </w:r>
           </w:p>
         </w:tc>
@@ -3271,7 +3696,7 @@
                 <w:color w:val="000000"/>
                 <w:sz w:val="18"/>
               </w:rPr>
-              <w:t>614.80</w:t>
+              <w:t>812.13</w:t>
             </w:r>
           </w:p>
         </w:tc>
@@ -3300,7 +3725,7 @@
                 <w:color w:val="000000"/>
                 <w:sz w:val="18"/>
               </w:rPr>
-              <w:t>33.91%</w:t>
+              <w:t>-2.16%</w:t>
             </w:r>
           </w:p>
         </w:tc>
@@ -3360,7 +3785,7 @@
                 <w:color w:val="000000"/>
                 <w:sz w:val="18"/>
               </w:rPr>
-              <w:t>20.75%</w:t>
+              <w:t>74.33%</w:t>
             </w:r>
           </w:p>
         </w:tc>
@@ -3418,7 +3843,7 @@
                 <w:color w:val="000000"/>
                 <w:sz w:val="18"/>
               </w:rPr>
-              <w:t>22.50%</w:t>
+              <w:t>70.95%</w:t>
             </w:r>
           </w:p>
         </w:tc>
@@ -3476,7 +3901,7 @@
                 <w:color w:val="000000"/>
                 <w:sz w:val="18"/>
               </w:rPr>
-              <w:t>27.20%</w:t>
+              <w:t>74.30%</w:t>
             </w:r>
           </w:p>
         </w:tc>
@@ -3565,7 +3990,7 @@
                 <w:color w:val="000000"/>
                 <w:sz w:val="18"/>
               </w:rPr>
-              <w:t>—</w:t>
+              <w:t>445.07</w:t>
             </w:r>
           </w:p>
         </w:tc>
@@ -3623,7 +4048,7 @@
                 <w:color w:val="000000"/>
                 <w:sz w:val="18"/>
               </w:rPr>
-              <w:t>—</w:t>
+              <w:t>417.37</w:t>
             </w:r>
           </w:p>
         </w:tc>
@@ -3652,7 +4077,7 @@
                 <w:color w:val="000000"/>
                 <w:sz w:val="18"/>
               </w:rPr>
-              <w:t>—</w:t>
+              <w:t>-6.22%</w:t>
             </w:r>
           </w:p>
         </w:tc>
@@ -3681,7 +4106,7 @@
                 <w:color w:val="000000"/>
                 <w:sz w:val="18"/>
               </w:rPr>
-              <w:t>—</w:t>
+              <w:t>407.19</w:t>
             </w:r>
           </w:p>
         </w:tc>
@@ -3710,7 +4135,7 @@
                 <w:color w:val="000000"/>
                 <w:sz w:val="18"/>
               </w:rPr>
-              <w:t>—</w:t>
+              <w:t>-2.44%</w:t>
             </w:r>
           </w:p>
         </w:tc>
@@ -3728,7 +4153,7 @@
           <w:color w:val="000000"/>
           <w:sz w:val="19"/>
         </w:rPr>
-        <w:t>资料来源:吉林市财政决算、企业预警通,风控信评部整理</w:t>
+        <w:t>资料来源:绍兴市财政决算、企业预警通,风控信评部整理</w:t>
       </w:r>
     </w:p>
     <w:p>
@@ -3743,7 +4168,1291 @@
           <w:color w:val="000000"/>
           <w:sz w:val="21"/>
         </w:rPr>
-        <w:t>土地市场方面，【待补充:吉林市土地出让与房地产销售数据（土地市场数据库未覆盖该市）】。</w:t>
+        <w:t>土地市场方面，2021、2022、2023、2024、2025年绍兴市经营性用地成交价分别为771.18亿元、442.93亿元、363.41亿元、277.12亿元、215.08亿元，2025年较2021年下降72.11%；同期平均溢价率为18.69%、1.30%、4.23%、1.87%、1.51%，整体处于低位、反映市场化主体拿地意愿与未来房价预期偏弱；成交楼面均价由3,107元/㎡降至998元/㎡、累计下降67.88%。2026年1-4月，绍兴市经营性用地累计成交123宗、规划建面680.62万㎡、成交价50.87亿元，延续低位运行。</w:t>
+      </w:r>
+    </w:p>
+    <w:p>
+      <w:pPr>
+        <w:spacing w:before="80" w:after="40" w:line="360" w:lineRule="auto"/>
+        <w:ind w:firstLine="0"/>
+        <w:jc w:val="center"/>
+      </w:pPr>
+      <w:r>
+        <w:rPr>
+          <w:rFonts w:ascii="Times New Roman" w:hAnsi="Times New Roman" w:eastAsia="楷体"/>
+          <w:b/>
+          <w:color w:val="000000"/>
+          <w:sz w:val="21"/>
+        </w:rPr>
+        <w:t>图表:2021-2025年绍兴市土地出让情况</w:t>
+      </w:r>
+    </w:p>
+    <w:tbl>
+      <w:tblPr>
+        <w:tblW w:type="auto" w:w="0"/>
+        <w:tblLayout w:type="autofit"/>
+        <w:tblLook w:firstColumn="1" w:firstRow="1" w:lastColumn="0" w:lastRow="0" w:noHBand="0" w:noVBand="1" w:val="04A0"/>
+      </w:tblPr>
+      <w:tblGrid>
+        <w:gridCol w:w="1568"/>
+        <w:gridCol w:w="1568"/>
+        <w:gridCol w:w="1568"/>
+        <w:gridCol w:w="1568"/>
+        <w:gridCol w:w="1568"/>
+        <w:gridCol w:w="1568"/>
+      </w:tblGrid>
+      <w:tr>
+        <w:tc>
+          <w:tcPr>
+            <w:tcW w:type="dxa" w:w="1568"/>
+            <w:vAlign w:val="center"/>
+            <w:shd w:val="clear" w:color="auto" w:fill="F1A983"/>
+            <w:tcBorders>
+              <w:top w:val="single" w:sz="4" w:color="A6A6A6"/>
+              <w:left w:val="single" w:sz="4" w:color="A6A6A6"/>
+              <w:bottom w:val="single" w:sz="4" w:color="A6A6A6"/>
+              <w:right w:val="single" w:sz="4" w:color="A6A6A6"/>
+            </w:tcBorders>
+          </w:tcPr>
+          <w:p>
+            <w:pPr>
+              <w:spacing w:before="0" w:after="0" w:line="276" w:lineRule="auto"/>
+              <w:ind w:firstLine="0"/>
+              <w:jc w:val="center"/>
+            </w:pPr>
+            <w:r/>
+            <w:r>
+              <w:rPr>
+                <w:rFonts w:ascii="Times New Roman" w:hAnsi="Times New Roman" w:eastAsia="楷体"/>
+                <w:b/>
+                <w:color w:val="000000"/>
+                <w:sz w:val="18"/>
+              </w:rPr>
+              <w:t>年度</w:t>
+            </w:r>
+          </w:p>
+        </w:tc>
+        <w:tc>
+          <w:tcPr>
+            <w:tcW w:type="dxa" w:w="1568"/>
+            <w:vAlign w:val="center"/>
+            <w:shd w:val="clear" w:color="auto" w:fill="F1A983"/>
+            <w:tcBorders>
+              <w:top w:val="single" w:sz="4" w:color="A6A6A6"/>
+              <w:left w:val="single" w:sz="4" w:color="A6A6A6"/>
+              <w:bottom w:val="single" w:sz="4" w:color="A6A6A6"/>
+              <w:right w:val="single" w:sz="4" w:color="A6A6A6"/>
+            </w:tcBorders>
+          </w:tcPr>
+          <w:p>
+            <w:pPr>
+              <w:spacing w:before="0" w:after="0" w:line="276" w:lineRule="auto"/>
+              <w:ind w:firstLine="0"/>
+              <w:jc w:val="center"/>
+            </w:pPr>
+            <w:r/>
+            <w:r>
+              <w:rPr>
+                <w:rFonts w:ascii="Times New Roman" w:hAnsi="Times New Roman" w:eastAsia="楷体"/>
+                <w:b/>
+                <w:color w:val="000000"/>
+                <w:sz w:val="18"/>
+              </w:rPr>
+              <w:t>土地宗数</w:t>
+            </w:r>
+          </w:p>
+        </w:tc>
+        <w:tc>
+          <w:tcPr>
+            <w:tcW w:type="dxa" w:w="1568"/>
+            <w:vAlign w:val="center"/>
+            <w:shd w:val="clear" w:color="auto" w:fill="F1A983"/>
+            <w:tcBorders>
+              <w:top w:val="single" w:sz="4" w:color="A6A6A6"/>
+              <w:left w:val="single" w:sz="4" w:color="A6A6A6"/>
+              <w:bottom w:val="single" w:sz="4" w:color="A6A6A6"/>
+              <w:right w:val="single" w:sz="4" w:color="A6A6A6"/>
+            </w:tcBorders>
+          </w:tcPr>
+          <w:p>
+            <w:pPr>
+              <w:spacing w:before="0" w:after="0" w:line="276" w:lineRule="auto"/>
+              <w:ind w:firstLine="0"/>
+              <w:jc w:val="center"/>
+            </w:pPr>
+            <w:r/>
+            <w:r>
+              <w:rPr>
+                <w:rFonts w:ascii="Times New Roman" w:hAnsi="Times New Roman" w:eastAsia="楷体"/>
+                <w:b/>
+                <w:color w:val="000000"/>
+                <w:sz w:val="18"/>
+              </w:rPr>
+              <w:t>规划建面(万㎡)</w:t>
+            </w:r>
+          </w:p>
+        </w:tc>
+        <w:tc>
+          <w:tcPr>
+            <w:tcW w:type="dxa" w:w="1568"/>
+            <w:vAlign w:val="center"/>
+            <w:shd w:val="clear" w:color="auto" w:fill="F1A983"/>
+            <w:tcBorders>
+              <w:top w:val="single" w:sz="4" w:color="A6A6A6"/>
+              <w:left w:val="single" w:sz="4" w:color="A6A6A6"/>
+              <w:bottom w:val="single" w:sz="4" w:color="A6A6A6"/>
+              <w:right w:val="single" w:sz="4" w:color="A6A6A6"/>
+            </w:tcBorders>
+          </w:tcPr>
+          <w:p>
+            <w:pPr>
+              <w:spacing w:before="0" w:after="0" w:line="276" w:lineRule="auto"/>
+              <w:ind w:firstLine="0"/>
+              <w:jc w:val="center"/>
+            </w:pPr>
+            <w:r/>
+            <w:r>
+              <w:rPr>
+                <w:rFonts w:ascii="Times New Roman" w:hAnsi="Times New Roman" w:eastAsia="楷体"/>
+                <w:b/>
+                <w:color w:val="000000"/>
+                <w:sz w:val="18"/>
+              </w:rPr>
+              <w:t>成交楼面均价(元/㎡)</w:t>
+            </w:r>
+          </w:p>
+        </w:tc>
+        <w:tc>
+          <w:tcPr>
+            <w:tcW w:type="dxa" w:w="1568"/>
+            <w:vAlign w:val="center"/>
+            <w:shd w:val="clear" w:color="auto" w:fill="F1A983"/>
+            <w:tcBorders>
+              <w:top w:val="single" w:sz="4" w:color="A6A6A6"/>
+              <w:left w:val="single" w:sz="4" w:color="A6A6A6"/>
+              <w:bottom w:val="single" w:sz="4" w:color="A6A6A6"/>
+              <w:right w:val="single" w:sz="4" w:color="A6A6A6"/>
+            </w:tcBorders>
+          </w:tcPr>
+          <w:p>
+            <w:pPr>
+              <w:spacing w:before="0" w:after="0" w:line="276" w:lineRule="auto"/>
+              <w:ind w:firstLine="0"/>
+              <w:jc w:val="center"/>
+            </w:pPr>
+            <w:r/>
+            <w:r>
+              <w:rPr>
+                <w:rFonts w:ascii="Times New Roman" w:hAnsi="Times New Roman" w:eastAsia="楷体"/>
+                <w:b/>
+                <w:color w:val="000000"/>
+                <w:sz w:val="18"/>
+              </w:rPr>
+              <w:t>平均溢价率</w:t>
+            </w:r>
+          </w:p>
+        </w:tc>
+        <w:tc>
+          <w:tcPr>
+            <w:tcW w:type="dxa" w:w="1568"/>
+            <w:vAlign w:val="center"/>
+            <w:shd w:val="clear" w:color="auto" w:fill="F1A983"/>
+            <w:tcBorders>
+              <w:top w:val="single" w:sz="4" w:color="A6A6A6"/>
+              <w:left w:val="single" w:sz="4" w:color="A6A6A6"/>
+              <w:bottom w:val="single" w:sz="4" w:color="A6A6A6"/>
+              <w:right w:val="single" w:sz="4" w:color="A6A6A6"/>
+            </w:tcBorders>
+          </w:tcPr>
+          <w:p>
+            <w:pPr>
+              <w:spacing w:before="0" w:after="0" w:line="276" w:lineRule="auto"/>
+              <w:ind w:firstLine="0"/>
+              <w:jc w:val="center"/>
+            </w:pPr>
+            <w:r/>
+            <w:r>
+              <w:rPr>
+                <w:rFonts w:ascii="Times New Roman" w:hAnsi="Times New Roman" w:eastAsia="楷体"/>
+                <w:b/>
+                <w:color w:val="000000"/>
+                <w:sz w:val="18"/>
+              </w:rPr>
+              <w:t>成交价(亿元)</w:t>
+            </w:r>
+          </w:p>
+        </w:tc>
+      </w:tr>
+      <w:tr>
+        <w:tc>
+          <w:tcPr>
+            <w:tcW w:type="dxa" w:w="1568"/>
+            <w:vAlign w:val="center"/>
+            <w:tcBorders>
+              <w:top w:val="single" w:sz="4" w:color="A6A6A6"/>
+              <w:left w:val="single" w:sz="4" w:color="A6A6A6"/>
+              <w:bottom w:val="single" w:sz="4" w:color="A6A6A6"/>
+              <w:right w:val="single" w:sz="4" w:color="A6A6A6"/>
+            </w:tcBorders>
+          </w:tcPr>
+          <w:p>
+            <w:pPr>
+              <w:spacing w:before="0" w:after="0" w:line="276" w:lineRule="auto"/>
+              <w:ind w:firstLine="0"/>
+              <w:jc w:val="left"/>
+            </w:pPr>
+            <w:r/>
+            <w:r>
+              <w:rPr>
+                <w:rFonts w:ascii="Times New Roman" w:hAnsi="Times New Roman" w:eastAsia="楷体"/>
+                <w:b w:val="0"/>
+                <w:color w:val="000000"/>
+                <w:sz w:val="18"/>
+              </w:rPr>
+              <w:t>2021</w:t>
+            </w:r>
+          </w:p>
+        </w:tc>
+        <w:tc>
+          <w:tcPr>
+            <w:tcW w:type="dxa" w:w="1568"/>
+            <w:vAlign w:val="center"/>
+            <w:tcBorders>
+              <w:top w:val="single" w:sz="4" w:color="A6A6A6"/>
+              <w:left w:val="single" w:sz="4" w:color="A6A6A6"/>
+              <w:bottom w:val="single" w:sz="4" w:color="A6A6A6"/>
+              <w:right w:val="single" w:sz="4" w:color="A6A6A6"/>
+            </w:tcBorders>
+          </w:tcPr>
+          <w:p>
+            <w:pPr>
+              <w:spacing w:before="0" w:after="0" w:line="276" w:lineRule="auto"/>
+              <w:ind w:firstLine="0"/>
+              <w:jc w:val="center"/>
+            </w:pPr>
+            <w:r/>
+            <w:r>
+              <w:rPr>
+                <w:rFonts w:ascii="Times New Roman" w:hAnsi="Times New Roman" w:eastAsia="楷体"/>
+                <w:b w:val="0"/>
+                <w:color w:val="000000"/>
+                <w:sz w:val="18"/>
+              </w:rPr>
+              <w:t>421</w:t>
+            </w:r>
+          </w:p>
+        </w:tc>
+        <w:tc>
+          <w:tcPr>
+            <w:tcW w:type="dxa" w:w="1568"/>
+            <w:vAlign w:val="center"/>
+            <w:tcBorders>
+              <w:top w:val="single" w:sz="4" w:color="A6A6A6"/>
+              <w:left w:val="single" w:sz="4" w:color="A6A6A6"/>
+              <w:bottom w:val="single" w:sz="4" w:color="A6A6A6"/>
+              <w:right w:val="single" w:sz="4" w:color="A6A6A6"/>
+            </w:tcBorders>
+          </w:tcPr>
+          <w:p>
+            <w:pPr>
+              <w:spacing w:before="0" w:after="0" w:line="276" w:lineRule="auto"/>
+              <w:ind w:firstLine="0"/>
+              <w:jc w:val="center"/>
+            </w:pPr>
+            <w:r/>
+            <w:r>
+              <w:rPr>
+                <w:rFonts w:ascii="Times New Roman" w:hAnsi="Times New Roman" w:eastAsia="楷体"/>
+                <w:b w:val="0"/>
+                <w:color w:val="000000"/>
+                <w:sz w:val="18"/>
+              </w:rPr>
+              <w:t>2,482.20</w:t>
+            </w:r>
+          </w:p>
+        </w:tc>
+        <w:tc>
+          <w:tcPr>
+            <w:tcW w:type="dxa" w:w="1568"/>
+            <w:vAlign w:val="center"/>
+            <w:tcBorders>
+              <w:top w:val="single" w:sz="4" w:color="A6A6A6"/>
+              <w:left w:val="single" w:sz="4" w:color="A6A6A6"/>
+              <w:bottom w:val="single" w:sz="4" w:color="A6A6A6"/>
+              <w:right w:val="single" w:sz="4" w:color="A6A6A6"/>
+            </w:tcBorders>
+          </w:tcPr>
+          <w:p>
+            <w:pPr>
+              <w:spacing w:before="0" w:after="0" w:line="276" w:lineRule="auto"/>
+              <w:ind w:firstLine="0"/>
+              <w:jc w:val="center"/>
+            </w:pPr>
+            <w:r/>
+            <w:r>
+              <w:rPr>
+                <w:rFonts w:ascii="Times New Roman" w:hAnsi="Times New Roman" w:eastAsia="楷体"/>
+                <w:b w:val="0"/>
+                <w:color w:val="000000"/>
+                <w:sz w:val="18"/>
+              </w:rPr>
+              <w:t>3,107</w:t>
+            </w:r>
+          </w:p>
+        </w:tc>
+        <w:tc>
+          <w:tcPr>
+            <w:tcW w:type="dxa" w:w="1568"/>
+            <w:vAlign w:val="center"/>
+            <w:tcBorders>
+              <w:top w:val="single" w:sz="4" w:color="A6A6A6"/>
+              <w:left w:val="single" w:sz="4" w:color="A6A6A6"/>
+              <w:bottom w:val="single" w:sz="4" w:color="A6A6A6"/>
+              <w:right w:val="single" w:sz="4" w:color="A6A6A6"/>
+            </w:tcBorders>
+          </w:tcPr>
+          <w:p>
+            <w:pPr>
+              <w:spacing w:before="0" w:after="0" w:line="276" w:lineRule="auto"/>
+              <w:ind w:firstLine="0"/>
+              <w:jc w:val="center"/>
+            </w:pPr>
+            <w:r/>
+            <w:r>
+              <w:rPr>
+                <w:rFonts w:ascii="Times New Roman" w:hAnsi="Times New Roman" w:eastAsia="楷体"/>
+                <w:b w:val="0"/>
+                <w:color w:val="000000"/>
+                <w:sz w:val="18"/>
+              </w:rPr>
+              <w:t>18.69%</w:t>
+            </w:r>
+          </w:p>
+        </w:tc>
+        <w:tc>
+          <w:tcPr>
+            <w:tcW w:type="dxa" w:w="1568"/>
+            <w:vAlign w:val="center"/>
+            <w:tcBorders>
+              <w:top w:val="single" w:sz="4" w:color="A6A6A6"/>
+              <w:left w:val="single" w:sz="4" w:color="A6A6A6"/>
+              <w:bottom w:val="single" w:sz="4" w:color="A6A6A6"/>
+              <w:right w:val="single" w:sz="4" w:color="A6A6A6"/>
+            </w:tcBorders>
+          </w:tcPr>
+          <w:p>
+            <w:pPr>
+              <w:spacing w:before="0" w:after="0" w:line="276" w:lineRule="auto"/>
+              <w:ind w:firstLine="0"/>
+              <w:jc w:val="center"/>
+            </w:pPr>
+            <w:r/>
+            <w:r>
+              <w:rPr>
+                <w:rFonts w:ascii="Times New Roman" w:hAnsi="Times New Roman" w:eastAsia="楷体"/>
+                <w:b w:val="0"/>
+                <w:color w:val="000000"/>
+                <w:sz w:val="18"/>
+              </w:rPr>
+              <w:t>771.18</w:t>
+            </w:r>
+          </w:p>
+        </w:tc>
+      </w:tr>
+      <w:tr>
+        <w:tc>
+          <w:tcPr>
+            <w:tcW w:type="dxa" w:w="1568"/>
+            <w:vAlign w:val="center"/>
+            <w:tcBorders>
+              <w:top w:val="single" w:sz="4" w:color="A6A6A6"/>
+              <w:left w:val="single" w:sz="4" w:color="A6A6A6"/>
+              <w:bottom w:val="single" w:sz="4" w:color="A6A6A6"/>
+              <w:right w:val="single" w:sz="4" w:color="A6A6A6"/>
+            </w:tcBorders>
+          </w:tcPr>
+          <w:p>
+            <w:pPr>
+              <w:spacing w:before="0" w:after="0" w:line="276" w:lineRule="auto"/>
+              <w:ind w:firstLine="0"/>
+              <w:jc w:val="left"/>
+            </w:pPr>
+            <w:r/>
+            <w:r>
+              <w:rPr>
+                <w:rFonts w:ascii="Times New Roman" w:hAnsi="Times New Roman" w:eastAsia="楷体"/>
+                <w:b w:val="0"/>
+                <w:color w:val="000000"/>
+                <w:sz w:val="18"/>
+              </w:rPr>
+              <w:t>2022</w:t>
+            </w:r>
+          </w:p>
+        </w:tc>
+        <w:tc>
+          <w:tcPr>
+            <w:tcW w:type="dxa" w:w="1568"/>
+            <w:vAlign w:val="center"/>
+            <w:tcBorders>
+              <w:top w:val="single" w:sz="4" w:color="A6A6A6"/>
+              <w:left w:val="single" w:sz="4" w:color="A6A6A6"/>
+              <w:bottom w:val="single" w:sz="4" w:color="A6A6A6"/>
+              <w:right w:val="single" w:sz="4" w:color="A6A6A6"/>
+            </w:tcBorders>
+          </w:tcPr>
+          <w:p>
+            <w:pPr>
+              <w:spacing w:before="0" w:after="0" w:line="276" w:lineRule="auto"/>
+              <w:ind w:firstLine="0"/>
+              <w:jc w:val="center"/>
+            </w:pPr>
+            <w:r/>
+            <w:r>
+              <w:rPr>
+                <w:rFonts w:ascii="Times New Roman" w:hAnsi="Times New Roman" w:eastAsia="楷体"/>
+                <w:b w:val="0"/>
+                <w:color w:val="000000"/>
+                <w:sz w:val="18"/>
+              </w:rPr>
+              <w:t>412</w:t>
+            </w:r>
+          </w:p>
+        </w:tc>
+        <w:tc>
+          <w:tcPr>
+            <w:tcW w:type="dxa" w:w="1568"/>
+            <w:vAlign w:val="center"/>
+            <w:tcBorders>
+              <w:top w:val="single" w:sz="4" w:color="A6A6A6"/>
+              <w:left w:val="single" w:sz="4" w:color="A6A6A6"/>
+              <w:bottom w:val="single" w:sz="4" w:color="A6A6A6"/>
+              <w:right w:val="single" w:sz="4" w:color="A6A6A6"/>
+            </w:tcBorders>
+          </w:tcPr>
+          <w:p>
+            <w:pPr>
+              <w:spacing w:before="0" w:after="0" w:line="276" w:lineRule="auto"/>
+              <w:ind w:firstLine="0"/>
+              <w:jc w:val="center"/>
+            </w:pPr>
+            <w:r/>
+            <w:r>
+              <w:rPr>
+                <w:rFonts w:ascii="Times New Roman" w:hAnsi="Times New Roman" w:eastAsia="楷体"/>
+                <w:b w:val="0"/>
+                <w:color w:val="000000"/>
+                <w:sz w:val="18"/>
+              </w:rPr>
+              <w:t>2,380.54</w:t>
+            </w:r>
+          </w:p>
+        </w:tc>
+        <w:tc>
+          <w:tcPr>
+            <w:tcW w:type="dxa" w:w="1568"/>
+            <w:vAlign w:val="center"/>
+            <w:tcBorders>
+              <w:top w:val="single" w:sz="4" w:color="A6A6A6"/>
+              <w:left w:val="single" w:sz="4" w:color="A6A6A6"/>
+              <w:bottom w:val="single" w:sz="4" w:color="A6A6A6"/>
+              <w:right w:val="single" w:sz="4" w:color="A6A6A6"/>
+            </w:tcBorders>
+          </w:tcPr>
+          <w:p>
+            <w:pPr>
+              <w:spacing w:before="0" w:after="0" w:line="276" w:lineRule="auto"/>
+              <w:ind w:firstLine="0"/>
+              <w:jc w:val="center"/>
+            </w:pPr>
+            <w:r/>
+            <w:r>
+              <w:rPr>
+                <w:rFonts w:ascii="Times New Roman" w:hAnsi="Times New Roman" w:eastAsia="楷体"/>
+                <w:b w:val="0"/>
+                <w:color w:val="000000"/>
+                <w:sz w:val="18"/>
+              </w:rPr>
+              <w:t>1,861</w:t>
+            </w:r>
+          </w:p>
+        </w:tc>
+        <w:tc>
+          <w:tcPr>
+            <w:tcW w:type="dxa" w:w="1568"/>
+            <w:vAlign w:val="center"/>
+            <w:tcBorders>
+              <w:top w:val="single" w:sz="4" w:color="A6A6A6"/>
+              <w:left w:val="single" w:sz="4" w:color="A6A6A6"/>
+              <w:bottom w:val="single" w:sz="4" w:color="A6A6A6"/>
+              <w:right w:val="single" w:sz="4" w:color="A6A6A6"/>
+            </w:tcBorders>
+          </w:tcPr>
+          <w:p>
+            <w:pPr>
+              <w:spacing w:before="0" w:after="0" w:line="276" w:lineRule="auto"/>
+              <w:ind w:firstLine="0"/>
+              <w:jc w:val="center"/>
+            </w:pPr>
+            <w:r/>
+            <w:r>
+              <w:rPr>
+                <w:rFonts w:ascii="Times New Roman" w:hAnsi="Times New Roman" w:eastAsia="楷体"/>
+                <w:b w:val="0"/>
+                <w:color w:val="000000"/>
+                <w:sz w:val="18"/>
+              </w:rPr>
+              <w:t>1.30%</w:t>
+            </w:r>
+          </w:p>
+        </w:tc>
+        <w:tc>
+          <w:tcPr>
+            <w:tcW w:type="dxa" w:w="1568"/>
+            <w:vAlign w:val="center"/>
+            <w:tcBorders>
+              <w:top w:val="single" w:sz="4" w:color="A6A6A6"/>
+              <w:left w:val="single" w:sz="4" w:color="A6A6A6"/>
+              <w:bottom w:val="single" w:sz="4" w:color="A6A6A6"/>
+              <w:right w:val="single" w:sz="4" w:color="A6A6A6"/>
+            </w:tcBorders>
+          </w:tcPr>
+          <w:p>
+            <w:pPr>
+              <w:spacing w:before="0" w:after="0" w:line="276" w:lineRule="auto"/>
+              <w:ind w:firstLine="0"/>
+              <w:jc w:val="center"/>
+            </w:pPr>
+            <w:r/>
+            <w:r>
+              <w:rPr>
+                <w:rFonts w:ascii="Times New Roman" w:hAnsi="Times New Roman" w:eastAsia="楷体"/>
+                <w:b w:val="0"/>
+                <w:color w:val="000000"/>
+                <w:sz w:val="18"/>
+              </w:rPr>
+              <w:t>442.93</w:t>
+            </w:r>
+          </w:p>
+        </w:tc>
+      </w:tr>
+      <w:tr>
+        <w:tc>
+          <w:tcPr>
+            <w:tcW w:type="dxa" w:w="1568"/>
+            <w:vAlign w:val="center"/>
+            <w:tcBorders>
+              <w:top w:val="single" w:sz="4" w:color="A6A6A6"/>
+              <w:left w:val="single" w:sz="4" w:color="A6A6A6"/>
+              <w:bottom w:val="single" w:sz="4" w:color="A6A6A6"/>
+              <w:right w:val="single" w:sz="4" w:color="A6A6A6"/>
+            </w:tcBorders>
+          </w:tcPr>
+          <w:p>
+            <w:pPr>
+              <w:spacing w:before="0" w:after="0" w:line="276" w:lineRule="auto"/>
+              <w:ind w:firstLine="0"/>
+              <w:jc w:val="left"/>
+            </w:pPr>
+            <w:r/>
+            <w:r>
+              <w:rPr>
+                <w:rFonts w:ascii="Times New Roman" w:hAnsi="Times New Roman" w:eastAsia="楷体"/>
+                <w:b w:val="0"/>
+                <w:color w:val="000000"/>
+                <w:sz w:val="18"/>
+              </w:rPr>
+              <w:t>2023</w:t>
+            </w:r>
+          </w:p>
+        </w:tc>
+        <w:tc>
+          <w:tcPr>
+            <w:tcW w:type="dxa" w:w="1568"/>
+            <w:vAlign w:val="center"/>
+            <w:tcBorders>
+              <w:top w:val="single" w:sz="4" w:color="A6A6A6"/>
+              <w:left w:val="single" w:sz="4" w:color="A6A6A6"/>
+              <w:bottom w:val="single" w:sz="4" w:color="A6A6A6"/>
+              <w:right w:val="single" w:sz="4" w:color="A6A6A6"/>
+            </w:tcBorders>
+          </w:tcPr>
+          <w:p>
+            <w:pPr>
+              <w:spacing w:before="0" w:after="0" w:line="276" w:lineRule="auto"/>
+              <w:ind w:firstLine="0"/>
+              <w:jc w:val="center"/>
+            </w:pPr>
+            <w:r/>
+            <w:r>
+              <w:rPr>
+                <w:rFonts w:ascii="Times New Roman" w:hAnsi="Times New Roman" w:eastAsia="楷体"/>
+                <w:b w:val="0"/>
+                <w:color w:val="000000"/>
+                <w:sz w:val="18"/>
+              </w:rPr>
+              <w:t>338</w:t>
+            </w:r>
+          </w:p>
+        </w:tc>
+        <w:tc>
+          <w:tcPr>
+            <w:tcW w:type="dxa" w:w="1568"/>
+            <w:vAlign w:val="center"/>
+            <w:tcBorders>
+              <w:top w:val="single" w:sz="4" w:color="A6A6A6"/>
+              <w:left w:val="single" w:sz="4" w:color="A6A6A6"/>
+              <w:bottom w:val="single" w:sz="4" w:color="A6A6A6"/>
+              <w:right w:val="single" w:sz="4" w:color="A6A6A6"/>
+            </w:tcBorders>
+          </w:tcPr>
+          <w:p>
+            <w:pPr>
+              <w:spacing w:before="0" w:after="0" w:line="276" w:lineRule="auto"/>
+              <w:ind w:firstLine="0"/>
+              <w:jc w:val="center"/>
+            </w:pPr>
+            <w:r/>
+            <w:r>
+              <w:rPr>
+                <w:rFonts w:ascii="Times New Roman" w:hAnsi="Times New Roman" w:eastAsia="楷体"/>
+                <w:b w:val="0"/>
+                <w:color w:val="000000"/>
+                <w:sz w:val="18"/>
+              </w:rPr>
+              <w:t>2,271.79</w:t>
+            </w:r>
+          </w:p>
+        </w:tc>
+        <w:tc>
+          <w:tcPr>
+            <w:tcW w:type="dxa" w:w="1568"/>
+            <w:vAlign w:val="center"/>
+            <w:tcBorders>
+              <w:top w:val="single" w:sz="4" w:color="A6A6A6"/>
+              <w:left w:val="single" w:sz="4" w:color="A6A6A6"/>
+              <w:bottom w:val="single" w:sz="4" w:color="A6A6A6"/>
+              <w:right w:val="single" w:sz="4" w:color="A6A6A6"/>
+            </w:tcBorders>
+          </w:tcPr>
+          <w:p>
+            <w:pPr>
+              <w:spacing w:before="0" w:after="0" w:line="276" w:lineRule="auto"/>
+              <w:ind w:firstLine="0"/>
+              <w:jc w:val="center"/>
+            </w:pPr>
+            <w:r/>
+            <w:r>
+              <w:rPr>
+                <w:rFonts w:ascii="Times New Roman" w:hAnsi="Times New Roman" w:eastAsia="楷体"/>
+                <w:b w:val="0"/>
+                <w:color w:val="000000"/>
+                <w:sz w:val="18"/>
+              </w:rPr>
+              <w:t>1,600</w:t>
+            </w:r>
+          </w:p>
+        </w:tc>
+        <w:tc>
+          <w:tcPr>
+            <w:tcW w:type="dxa" w:w="1568"/>
+            <w:vAlign w:val="center"/>
+            <w:tcBorders>
+              <w:top w:val="single" w:sz="4" w:color="A6A6A6"/>
+              <w:left w:val="single" w:sz="4" w:color="A6A6A6"/>
+              <w:bottom w:val="single" w:sz="4" w:color="A6A6A6"/>
+              <w:right w:val="single" w:sz="4" w:color="A6A6A6"/>
+            </w:tcBorders>
+          </w:tcPr>
+          <w:p>
+            <w:pPr>
+              <w:spacing w:before="0" w:after="0" w:line="276" w:lineRule="auto"/>
+              <w:ind w:firstLine="0"/>
+              <w:jc w:val="center"/>
+            </w:pPr>
+            <w:r/>
+            <w:r>
+              <w:rPr>
+                <w:rFonts w:ascii="Times New Roman" w:hAnsi="Times New Roman" w:eastAsia="楷体"/>
+                <w:b w:val="0"/>
+                <w:color w:val="000000"/>
+                <w:sz w:val="18"/>
+              </w:rPr>
+              <w:t>4.23%</w:t>
+            </w:r>
+          </w:p>
+        </w:tc>
+        <w:tc>
+          <w:tcPr>
+            <w:tcW w:type="dxa" w:w="1568"/>
+            <w:vAlign w:val="center"/>
+            <w:tcBorders>
+              <w:top w:val="single" w:sz="4" w:color="A6A6A6"/>
+              <w:left w:val="single" w:sz="4" w:color="A6A6A6"/>
+              <w:bottom w:val="single" w:sz="4" w:color="A6A6A6"/>
+              <w:right w:val="single" w:sz="4" w:color="A6A6A6"/>
+            </w:tcBorders>
+          </w:tcPr>
+          <w:p>
+            <w:pPr>
+              <w:spacing w:before="0" w:after="0" w:line="276" w:lineRule="auto"/>
+              <w:ind w:firstLine="0"/>
+              <w:jc w:val="center"/>
+            </w:pPr>
+            <w:r/>
+            <w:r>
+              <w:rPr>
+                <w:rFonts w:ascii="Times New Roman" w:hAnsi="Times New Roman" w:eastAsia="楷体"/>
+                <w:b w:val="0"/>
+                <w:color w:val="000000"/>
+                <w:sz w:val="18"/>
+              </w:rPr>
+              <w:t>363.41</w:t>
+            </w:r>
+          </w:p>
+        </w:tc>
+      </w:tr>
+      <w:tr>
+        <w:tc>
+          <w:tcPr>
+            <w:tcW w:type="dxa" w:w="1568"/>
+            <w:vAlign w:val="center"/>
+            <w:tcBorders>
+              <w:top w:val="single" w:sz="4" w:color="A6A6A6"/>
+              <w:left w:val="single" w:sz="4" w:color="A6A6A6"/>
+              <w:bottom w:val="single" w:sz="4" w:color="A6A6A6"/>
+              <w:right w:val="single" w:sz="4" w:color="A6A6A6"/>
+            </w:tcBorders>
+          </w:tcPr>
+          <w:p>
+            <w:pPr>
+              <w:spacing w:before="0" w:after="0" w:line="276" w:lineRule="auto"/>
+              <w:ind w:firstLine="0"/>
+              <w:jc w:val="left"/>
+            </w:pPr>
+            <w:r/>
+            <w:r>
+              <w:rPr>
+                <w:rFonts w:ascii="Times New Roman" w:hAnsi="Times New Roman" w:eastAsia="楷体"/>
+                <w:b w:val="0"/>
+                <w:color w:val="000000"/>
+                <w:sz w:val="18"/>
+              </w:rPr>
+              <w:t>2024</w:t>
+            </w:r>
+          </w:p>
+        </w:tc>
+        <w:tc>
+          <w:tcPr>
+            <w:tcW w:type="dxa" w:w="1568"/>
+            <w:vAlign w:val="center"/>
+            <w:tcBorders>
+              <w:top w:val="single" w:sz="4" w:color="A6A6A6"/>
+              <w:left w:val="single" w:sz="4" w:color="A6A6A6"/>
+              <w:bottom w:val="single" w:sz="4" w:color="A6A6A6"/>
+              <w:right w:val="single" w:sz="4" w:color="A6A6A6"/>
+            </w:tcBorders>
+          </w:tcPr>
+          <w:p>
+            <w:pPr>
+              <w:spacing w:before="0" w:after="0" w:line="276" w:lineRule="auto"/>
+              <w:ind w:firstLine="0"/>
+              <w:jc w:val="center"/>
+            </w:pPr>
+            <w:r/>
+            <w:r>
+              <w:rPr>
+                <w:rFonts w:ascii="Times New Roman" w:hAnsi="Times New Roman" w:eastAsia="楷体"/>
+                <w:b w:val="0"/>
+                <w:color w:val="000000"/>
+                <w:sz w:val="18"/>
+              </w:rPr>
+              <w:t>365</w:t>
+            </w:r>
+          </w:p>
+        </w:tc>
+        <w:tc>
+          <w:tcPr>
+            <w:tcW w:type="dxa" w:w="1568"/>
+            <w:vAlign w:val="center"/>
+            <w:tcBorders>
+              <w:top w:val="single" w:sz="4" w:color="A6A6A6"/>
+              <w:left w:val="single" w:sz="4" w:color="A6A6A6"/>
+              <w:bottom w:val="single" w:sz="4" w:color="A6A6A6"/>
+              <w:right w:val="single" w:sz="4" w:color="A6A6A6"/>
+            </w:tcBorders>
+          </w:tcPr>
+          <w:p>
+            <w:pPr>
+              <w:spacing w:before="0" w:after="0" w:line="276" w:lineRule="auto"/>
+              <w:ind w:firstLine="0"/>
+              <w:jc w:val="center"/>
+            </w:pPr>
+            <w:r/>
+            <w:r>
+              <w:rPr>
+                <w:rFonts w:ascii="Times New Roman" w:hAnsi="Times New Roman" w:eastAsia="楷体"/>
+                <w:b w:val="0"/>
+                <w:color w:val="000000"/>
+                <w:sz w:val="18"/>
+              </w:rPr>
+              <w:t>2,089.06</w:t>
+            </w:r>
+          </w:p>
+        </w:tc>
+        <w:tc>
+          <w:tcPr>
+            <w:tcW w:type="dxa" w:w="1568"/>
+            <w:vAlign w:val="center"/>
+            <w:tcBorders>
+              <w:top w:val="single" w:sz="4" w:color="A6A6A6"/>
+              <w:left w:val="single" w:sz="4" w:color="A6A6A6"/>
+              <w:bottom w:val="single" w:sz="4" w:color="A6A6A6"/>
+              <w:right w:val="single" w:sz="4" w:color="A6A6A6"/>
+            </w:tcBorders>
+          </w:tcPr>
+          <w:p>
+            <w:pPr>
+              <w:spacing w:before="0" w:after="0" w:line="276" w:lineRule="auto"/>
+              <w:ind w:firstLine="0"/>
+              <w:jc w:val="center"/>
+            </w:pPr>
+            <w:r/>
+            <w:r>
+              <w:rPr>
+                <w:rFonts w:ascii="Times New Roman" w:hAnsi="Times New Roman" w:eastAsia="楷体"/>
+                <w:b w:val="0"/>
+                <w:color w:val="000000"/>
+                <w:sz w:val="18"/>
+              </w:rPr>
+              <w:t>1,324</w:t>
+            </w:r>
+          </w:p>
+        </w:tc>
+        <w:tc>
+          <w:tcPr>
+            <w:tcW w:type="dxa" w:w="1568"/>
+            <w:vAlign w:val="center"/>
+            <w:tcBorders>
+              <w:top w:val="single" w:sz="4" w:color="A6A6A6"/>
+              <w:left w:val="single" w:sz="4" w:color="A6A6A6"/>
+              <w:bottom w:val="single" w:sz="4" w:color="A6A6A6"/>
+              <w:right w:val="single" w:sz="4" w:color="A6A6A6"/>
+            </w:tcBorders>
+          </w:tcPr>
+          <w:p>
+            <w:pPr>
+              <w:spacing w:before="0" w:after="0" w:line="276" w:lineRule="auto"/>
+              <w:ind w:firstLine="0"/>
+              <w:jc w:val="center"/>
+            </w:pPr>
+            <w:r/>
+            <w:r>
+              <w:rPr>
+                <w:rFonts w:ascii="Times New Roman" w:hAnsi="Times New Roman" w:eastAsia="楷体"/>
+                <w:b w:val="0"/>
+                <w:color w:val="000000"/>
+                <w:sz w:val="18"/>
+              </w:rPr>
+              <w:t>1.87%</w:t>
+            </w:r>
+          </w:p>
+        </w:tc>
+        <w:tc>
+          <w:tcPr>
+            <w:tcW w:type="dxa" w:w="1568"/>
+            <w:vAlign w:val="center"/>
+            <w:tcBorders>
+              <w:top w:val="single" w:sz="4" w:color="A6A6A6"/>
+              <w:left w:val="single" w:sz="4" w:color="A6A6A6"/>
+              <w:bottom w:val="single" w:sz="4" w:color="A6A6A6"/>
+              <w:right w:val="single" w:sz="4" w:color="A6A6A6"/>
+            </w:tcBorders>
+          </w:tcPr>
+          <w:p>
+            <w:pPr>
+              <w:spacing w:before="0" w:after="0" w:line="276" w:lineRule="auto"/>
+              <w:ind w:firstLine="0"/>
+              <w:jc w:val="center"/>
+            </w:pPr>
+            <w:r/>
+            <w:r>
+              <w:rPr>
+                <w:rFonts w:ascii="Times New Roman" w:hAnsi="Times New Roman" w:eastAsia="楷体"/>
+                <w:b w:val="0"/>
+                <w:color w:val="000000"/>
+                <w:sz w:val="18"/>
+              </w:rPr>
+              <w:t>277.12</w:t>
+            </w:r>
+          </w:p>
+        </w:tc>
+      </w:tr>
+      <w:tr>
+        <w:tc>
+          <w:tcPr>
+            <w:tcW w:type="dxa" w:w="1568"/>
+            <w:vAlign w:val="center"/>
+            <w:tcBorders>
+              <w:top w:val="single" w:sz="4" w:color="A6A6A6"/>
+              <w:left w:val="single" w:sz="4" w:color="A6A6A6"/>
+              <w:bottom w:val="single" w:sz="4" w:color="A6A6A6"/>
+              <w:right w:val="single" w:sz="4" w:color="A6A6A6"/>
+            </w:tcBorders>
+          </w:tcPr>
+          <w:p>
+            <w:pPr>
+              <w:spacing w:before="0" w:after="0" w:line="276" w:lineRule="auto"/>
+              <w:ind w:firstLine="0"/>
+              <w:jc w:val="left"/>
+            </w:pPr>
+            <w:r/>
+            <w:r>
+              <w:rPr>
+                <w:rFonts w:ascii="Times New Roman" w:hAnsi="Times New Roman" w:eastAsia="楷体"/>
+                <w:b w:val="0"/>
+                <w:color w:val="000000"/>
+                <w:sz w:val="18"/>
+              </w:rPr>
+              <w:t>2025</w:t>
+            </w:r>
+          </w:p>
+        </w:tc>
+        <w:tc>
+          <w:tcPr>
+            <w:tcW w:type="dxa" w:w="1568"/>
+            <w:vAlign w:val="center"/>
+            <w:tcBorders>
+              <w:top w:val="single" w:sz="4" w:color="A6A6A6"/>
+              <w:left w:val="single" w:sz="4" w:color="A6A6A6"/>
+              <w:bottom w:val="single" w:sz="4" w:color="A6A6A6"/>
+              <w:right w:val="single" w:sz="4" w:color="A6A6A6"/>
+            </w:tcBorders>
+          </w:tcPr>
+          <w:p>
+            <w:pPr>
+              <w:spacing w:before="0" w:after="0" w:line="276" w:lineRule="auto"/>
+              <w:ind w:firstLine="0"/>
+              <w:jc w:val="center"/>
+            </w:pPr>
+            <w:r/>
+            <w:r>
+              <w:rPr>
+                <w:rFonts w:ascii="Times New Roman" w:hAnsi="Times New Roman" w:eastAsia="楷体"/>
+                <w:b w:val="0"/>
+                <w:color w:val="000000"/>
+                <w:sz w:val="18"/>
+              </w:rPr>
+              <w:t>342</w:t>
+            </w:r>
+          </w:p>
+        </w:tc>
+        <w:tc>
+          <w:tcPr>
+            <w:tcW w:type="dxa" w:w="1568"/>
+            <w:vAlign w:val="center"/>
+            <w:tcBorders>
+              <w:top w:val="single" w:sz="4" w:color="A6A6A6"/>
+              <w:left w:val="single" w:sz="4" w:color="A6A6A6"/>
+              <w:bottom w:val="single" w:sz="4" w:color="A6A6A6"/>
+              <w:right w:val="single" w:sz="4" w:color="A6A6A6"/>
+            </w:tcBorders>
+          </w:tcPr>
+          <w:p>
+            <w:pPr>
+              <w:spacing w:before="0" w:after="0" w:line="276" w:lineRule="auto"/>
+              <w:ind w:firstLine="0"/>
+              <w:jc w:val="center"/>
+            </w:pPr>
+            <w:r/>
+            <w:r>
+              <w:rPr>
+                <w:rFonts w:ascii="Times New Roman" w:hAnsi="Times New Roman" w:eastAsia="楷体"/>
+                <w:b w:val="0"/>
+                <w:color w:val="000000"/>
+                <w:sz w:val="18"/>
+              </w:rPr>
+              <w:t>2,140.31</w:t>
+            </w:r>
+          </w:p>
+        </w:tc>
+        <w:tc>
+          <w:tcPr>
+            <w:tcW w:type="dxa" w:w="1568"/>
+            <w:vAlign w:val="center"/>
+            <w:tcBorders>
+              <w:top w:val="single" w:sz="4" w:color="A6A6A6"/>
+              <w:left w:val="single" w:sz="4" w:color="A6A6A6"/>
+              <w:bottom w:val="single" w:sz="4" w:color="A6A6A6"/>
+              <w:right w:val="single" w:sz="4" w:color="A6A6A6"/>
+            </w:tcBorders>
+          </w:tcPr>
+          <w:p>
+            <w:pPr>
+              <w:spacing w:before="0" w:after="0" w:line="276" w:lineRule="auto"/>
+              <w:ind w:firstLine="0"/>
+              <w:jc w:val="center"/>
+            </w:pPr>
+            <w:r/>
+            <w:r>
+              <w:rPr>
+                <w:rFonts w:ascii="Times New Roman" w:hAnsi="Times New Roman" w:eastAsia="楷体"/>
+                <w:b w:val="0"/>
+                <w:color w:val="000000"/>
+                <w:sz w:val="18"/>
+              </w:rPr>
+              <w:t>998</w:t>
+            </w:r>
+          </w:p>
+        </w:tc>
+        <w:tc>
+          <w:tcPr>
+            <w:tcW w:type="dxa" w:w="1568"/>
+            <w:vAlign w:val="center"/>
+            <w:tcBorders>
+              <w:top w:val="single" w:sz="4" w:color="A6A6A6"/>
+              <w:left w:val="single" w:sz="4" w:color="A6A6A6"/>
+              <w:bottom w:val="single" w:sz="4" w:color="A6A6A6"/>
+              <w:right w:val="single" w:sz="4" w:color="A6A6A6"/>
+            </w:tcBorders>
+          </w:tcPr>
+          <w:p>
+            <w:pPr>
+              <w:spacing w:before="0" w:after="0" w:line="276" w:lineRule="auto"/>
+              <w:ind w:firstLine="0"/>
+              <w:jc w:val="center"/>
+            </w:pPr>
+            <w:r/>
+            <w:r>
+              <w:rPr>
+                <w:rFonts w:ascii="Times New Roman" w:hAnsi="Times New Roman" w:eastAsia="楷体"/>
+                <w:b w:val="0"/>
+                <w:color w:val="000000"/>
+                <w:sz w:val="18"/>
+              </w:rPr>
+              <w:t>1.51%</w:t>
+            </w:r>
+          </w:p>
+        </w:tc>
+        <w:tc>
+          <w:tcPr>
+            <w:tcW w:type="dxa" w:w="1568"/>
+            <w:vAlign w:val="center"/>
+            <w:tcBorders>
+              <w:top w:val="single" w:sz="4" w:color="A6A6A6"/>
+              <w:left w:val="single" w:sz="4" w:color="A6A6A6"/>
+              <w:bottom w:val="single" w:sz="4" w:color="A6A6A6"/>
+              <w:right w:val="single" w:sz="4" w:color="A6A6A6"/>
+            </w:tcBorders>
+          </w:tcPr>
+          <w:p>
+            <w:pPr>
+              <w:spacing w:before="0" w:after="0" w:line="276" w:lineRule="auto"/>
+              <w:ind w:firstLine="0"/>
+              <w:jc w:val="center"/>
+            </w:pPr>
+            <w:r/>
+            <w:r>
+              <w:rPr>
+                <w:rFonts w:ascii="Times New Roman" w:hAnsi="Times New Roman" w:eastAsia="楷体"/>
+                <w:b w:val="0"/>
+                <w:color w:val="000000"/>
+                <w:sz w:val="18"/>
+              </w:rPr>
+              <w:t>215.08</w:t>
+            </w:r>
+          </w:p>
+        </w:tc>
+      </w:tr>
+      <w:tr>
+        <w:tc>
+          <w:tcPr>
+            <w:tcW w:type="dxa" w:w="1568"/>
+            <w:vAlign w:val="center"/>
+            <w:tcBorders>
+              <w:top w:val="single" w:sz="4" w:color="A6A6A6"/>
+              <w:left w:val="single" w:sz="4" w:color="A6A6A6"/>
+              <w:bottom w:val="single" w:sz="4" w:color="A6A6A6"/>
+              <w:right w:val="single" w:sz="4" w:color="A6A6A6"/>
+            </w:tcBorders>
+          </w:tcPr>
+          <w:p>
+            <w:pPr>
+              <w:spacing w:before="0" w:after="0" w:line="276" w:lineRule="auto"/>
+              <w:ind w:firstLine="0"/>
+              <w:jc w:val="left"/>
+            </w:pPr>
+            <w:r/>
+            <w:r>
+              <w:rPr>
+                <w:rFonts w:ascii="Times New Roman" w:hAnsi="Times New Roman" w:eastAsia="楷体"/>
+                <w:b w:val="0"/>
+                <w:color w:val="000000"/>
+                <w:sz w:val="18"/>
+              </w:rPr>
+              <w:t>2026年1-4月</w:t>
+            </w:r>
+          </w:p>
+        </w:tc>
+        <w:tc>
+          <w:tcPr>
+            <w:tcW w:type="dxa" w:w="1568"/>
+            <w:vAlign w:val="center"/>
+            <w:tcBorders>
+              <w:top w:val="single" w:sz="4" w:color="A6A6A6"/>
+              <w:left w:val="single" w:sz="4" w:color="A6A6A6"/>
+              <w:bottom w:val="single" w:sz="4" w:color="A6A6A6"/>
+              <w:right w:val="single" w:sz="4" w:color="A6A6A6"/>
+            </w:tcBorders>
+          </w:tcPr>
+          <w:p>
+            <w:pPr>
+              <w:spacing w:before="0" w:after="0" w:line="276" w:lineRule="auto"/>
+              <w:ind w:firstLine="0"/>
+              <w:jc w:val="center"/>
+            </w:pPr>
+            <w:r/>
+            <w:r>
+              <w:rPr>
+                <w:rFonts w:ascii="Times New Roman" w:hAnsi="Times New Roman" w:eastAsia="楷体"/>
+                <w:b w:val="0"/>
+                <w:color w:val="000000"/>
+                <w:sz w:val="18"/>
+              </w:rPr>
+              <w:t>123</w:t>
+            </w:r>
+          </w:p>
+        </w:tc>
+        <w:tc>
+          <w:tcPr>
+            <w:tcW w:type="dxa" w:w="1568"/>
+            <w:vAlign w:val="center"/>
+            <w:tcBorders>
+              <w:top w:val="single" w:sz="4" w:color="A6A6A6"/>
+              <w:left w:val="single" w:sz="4" w:color="A6A6A6"/>
+              <w:bottom w:val="single" w:sz="4" w:color="A6A6A6"/>
+              <w:right w:val="single" w:sz="4" w:color="A6A6A6"/>
+            </w:tcBorders>
+          </w:tcPr>
+          <w:p>
+            <w:pPr>
+              <w:spacing w:before="0" w:after="0" w:line="276" w:lineRule="auto"/>
+              <w:ind w:firstLine="0"/>
+              <w:jc w:val="center"/>
+            </w:pPr>
+            <w:r/>
+            <w:r>
+              <w:rPr>
+                <w:rFonts w:ascii="Times New Roman" w:hAnsi="Times New Roman" w:eastAsia="楷体"/>
+                <w:b w:val="0"/>
+                <w:color w:val="000000"/>
+                <w:sz w:val="18"/>
+              </w:rPr>
+              <w:t>680.62</w:t>
+            </w:r>
+          </w:p>
+        </w:tc>
+        <w:tc>
+          <w:tcPr>
+            <w:tcW w:type="dxa" w:w="1568"/>
+            <w:vAlign w:val="center"/>
+            <w:tcBorders>
+              <w:top w:val="single" w:sz="4" w:color="A6A6A6"/>
+              <w:left w:val="single" w:sz="4" w:color="A6A6A6"/>
+              <w:bottom w:val="single" w:sz="4" w:color="A6A6A6"/>
+              <w:right w:val="single" w:sz="4" w:color="A6A6A6"/>
+            </w:tcBorders>
+          </w:tcPr>
+          <w:p>
+            <w:pPr>
+              <w:spacing w:before="0" w:after="0" w:line="276" w:lineRule="auto"/>
+              <w:ind w:firstLine="0"/>
+              <w:jc w:val="center"/>
+            </w:pPr>
+            <w:r/>
+            <w:r>
+              <w:rPr>
+                <w:rFonts w:ascii="Times New Roman" w:hAnsi="Times New Roman" w:eastAsia="楷体"/>
+                <w:b w:val="0"/>
+                <w:color w:val="000000"/>
+                <w:sz w:val="18"/>
+              </w:rPr>
+              <w:t>—</w:t>
+            </w:r>
+          </w:p>
+        </w:tc>
+        <w:tc>
+          <w:tcPr>
+            <w:tcW w:type="dxa" w:w="1568"/>
+            <w:vAlign w:val="center"/>
+            <w:tcBorders>
+              <w:top w:val="single" w:sz="4" w:color="A6A6A6"/>
+              <w:left w:val="single" w:sz="4" w:color="A6A6A6"/>
+              <w:bottom w:val="single" w:sz="4" w:color="A6A6A6"/>
+              <w:right w:val="single" w:sz="4" w:color="A6A6A6"/>
+            </w:tcBorders>
+          </w:tcPr>
+          <w:p>
+            <w:pPr>
+              <w:spacing w:before="0" w:after="0" w:line="276" w:lineRule="auto"/>
+              <w:ind w:firstLine="0"/>
+              <w:jc w:val="center"/>
+            </w:pPr>
+            <w:r/>
+            <w:r>
+              <w:rPr>
+                <w:rFonts w:ascii="Times New Roman" w:hAnsi="Times New Roman" w:eastAsia="楷体"/>
+                <w:b w:val="0"/>
+                <w:color w:val="000000"/>
+                <w:sz w:val="18"/>
+              </w:rPr>
+              <w:t>—</w:t>
+            </w:r>
+          </w:p>
+        </w:tc>
+        <w:tc>
+          <w:tcPr>
+            <w:tcW w:type="dxa" w:w="1568"/>
+            <w:vAlign w:val="center"/>
+            <w:tcBorders>
+              <w:top w:val="single" w:sz="4" w:color="A6A6A6"/>
+              <w:left w:val="single" w:sz="4" w:color="A6A6A6"/>
+              <w:bottom w:val="single" w:sz="4" w:color="A6A6A6"/>
+              <w:right w:val="single" w:sz="4" w:color="A6A6A6"/>
+            </w:tcBorders>
+          </w:tcPr>
+          <w:p>
+            <w:pPr>
+              <w:spacing w:before="0" w:after="0" w:line="276" w:lineRule="auto"/>
+              <w:ind w:firstLine="0"/>
+              <w:jc w:val="center"/>
+            </w:pPr>
+            <w:r/>
+            <w:r>
+              <w:rPr>
+                <w:rFonts w:ascii="Times New Roman" w:hAnsi="Times New Roman" w:eastAsia="楷体"/>
+                <w:b w:val="0"/>
+                <w:color w:val="000000"/>
+                <w:sz w:val="18"/>
+              </w:rPr>
+              <w:t>50.87</w:t>
+            </w:r>
+          </w:p>
+        </w:tc>
+      </w:tr>
+    </w:tbl>
+    <w:p>
+      <w:pPr>
+        <w:spacing w:before="0" w:after="80" w:line="360" w:lineRule="auto"/>
+        <w:ind w:firstLine="0"/>
+      </w:pPr>
+      <w:r>
+        <w:rPr>
+          <w:rFonts w:ascii="Times New Roman" w:hAnsi="Times New Roman" w:eastAsia="楷体"/>
+          <w:b w:val="0"/>
+          <w:color w:val="000000"/>
+          <w:sz w:val="19"/>
+        </w:rPr>
+        <w:t>资料来源:中指数据库,风控信评部整理</w:t>
       </w:r>
     </w:p>
     <w:p>
@@ -3758,7 +5467,7 @@
           <w:color w:val="000000"/>
           <w:sz w:val="21"/>
         </w:rPr>
-        <w:t>政府债务方面，2023、2024、2025年末吉林市地方政府债务余额分别为978.14亿元、1,132.57亿元、1,232.10亿元，2025年末债务限额1,235.60亿元，债务余额控制在限额以内；城投有息债务2025年末估算余额1,023.74亿元。债务率指标看，2025年末政府债务率736.90%、城投债务率612.28%、宽口径债务率1349.18%。</w:t>
+        <w:t>从房地产销售看，2021-2025年绍兴市商品住宅成交面积由204.09万㎡变动至49.34万㎡、累计下降75.8%；新房均价2025年为21,715元/㎡、较2022年高点(26,552元/㎡)累计下跌18.22%；2025年去化周期35.93个月。</w:t>
       </w:r>
     </w:p>
     <w:p>
@@ -3773,7 +5482,22 @@
           <w:color w:val="000000"/>
           <w:sz w:val="21"/>
         </w:rPr>
-        <w:t>综合来看，吉林市财政基本盘较为扎实，但土地财政收缩与债务规模扩张是当前主要压力线；我们预计宽口径债务率短期内将维持偏高水平，需重点关注后续化债进展、土地市场企稳情况以及融资平台合规整改对城投再融资能力的影响。</w:t>
+        <w:t>政府债务方面，2023、2024、2025年末绍兴市地方政府债务余额分别为1,883.79亿元、2,216.35亿元、2,592.42亿元，两年累计增长37.62%，主要源于地方专项债加快发行及置换债集中落地；2025年末债务限额2,592.48亿元，债务余额控制在限额以内。城投有息债务方面，2025年末估算余额为12,562.08亿元、规模在全国地级市中位居前列，较2023年末增长19.40%。债务率指标看，2025年末绍兴市政府债务率169.12%、城投债务率819.50%、宽口径债务率988.62%，较2023年末抬升201.97个百分点，显著高于公认的300%偏高临界线、在全国主要城市中处于较高水平。</w:t>
+      </w:r>
+    </w:p>
+    <w:p>
+      <w:pPr>
+        <w:spacing w:before="0" w:after="60" w:line="360" w:lineRule="auto"/>
+        <w:ind w:firstLine="420"/>
+      </w:pPr>
+      <w:r>
+        <w:rPr>
+          <w:rFonts w:ascii="Times New Roman" w:hAnsi="Times New Roman" w:eastAsia="楷体"/>
+          <w:b w:val="0"/>
+          <w:color w:val="000000"/>
+          <w:sz w:val="21"/>
+        </w:rPr>
+        <w:t>综合来看，绍兴市产业基础扎实、民营经济发达，区域信用环境较为稳健。我们预计宽口径债务率短期内将维持高位，需重点关注后续化债进展、土地市场企稳情况以及融资平台合规整改对城投平台再融资能力的影响。</w:t>
       </w:r>
     </w:p>
     <w:sectPr>
